--- a/output/season-report.docx
+++ b/output/season-report.docx
@@ -4,7 +4,80 @@
   <w:body>
     <w:p>
       <w:r>
-        <w:t>REKOLT Season Report — test</w:t>
+        <w:rPr>
+          <w:b w:val="on"/>
+          <w:sz w:val="28"/>
+        </w:rPr>
+        <w:t>Payment Statement — M-2534</w:t>
+      </w:r>
+    </w:p>
+    <w:p>
+      <w:r>
+        <w:t>D-1002  M-2534  POT  3.0 kg  C  92.11</w:t>
+      </w:r>
+    </w:p>
+    <w:p>
+      <w:r>
+        <w:rPr>
+          <w:b w:val="on"/>
+        </w:rPr>
+        <w:t>NET PAYABLE: 92.11 MUR</w:t>
+      </w:r>
+    </w:p>
+    <w:p>
+      <w:r>
+        <w:t>Signature: _______________________</w:t>
+      </w:r>
+    </w:p>
+    <w:p>
+      <w:pPr>
+        <w:pageBreakBefore w:val="on"/>
+      </w:pPr>
+    </w:p>
+    <w:p>
+      <w:r>
+        <w:rPr>
+          <w:b w:val="on"/>
+          <w:sz w:val="28"/>
+        </w:rPr>
+        <w:t>Payment Statement — M-5648</w:t>
+      </w:r>
+    </w:p>
+    <w:p>
+      <w:r>
+        <w:t>D-1001  M-5648  TEA  235.0 kg  B  5669.38</w:t>
+      </w:r>
+    </w:p>
+    <w:p>
+      <w:r>
+        <w:rPr>
+          <w:b w:val="on"/>
+        </w:rPr>
+        <w:t>NET PAYABLE: 5669.38 MUR</w:t>
+      </w:r>
+    </w:p>
+    <w:p>
+      <w:r>
+        <w:t>Signature: _______________________</w:t>
+      </w:r>
+    </w:p>
+    <w:p>
+      <w:pPr>
+        <w:pageBreakBefore w:val="on"/>
+      </w:pPr>
+    </w:p>
+    <w:p>
+      <w:r>
+        <w:rPr>
+          <w:b w:val="on"/>
+          <w:sz w:val="28"/>
+        </w:rPr>
+        <w:t>Season Totals</w:t>
+      </w:r>
+    </w:p>
+    <w:p>
+      <w:r>
+        <w:t>Total season payout: 5761.49 MUR</w:t>
       </w:r>
     </w:p>
   </w:body>

--- a/output/season-report.docx
+++ b/output/season-report.docx
@@ -48,7 +48,7 @@
           <w:rFonts w:ascii="Calibri" w:hAnsi="Calibri" w:cs="Calibri" w:eastAsia="Calibri"/>
           <w:sz w:val="22"/>
         </w:rPr>
-        <w:t>M-0097</w:t>
+        <w:t>M-3456</w:t>
       </w:r>
     </w:p>
     <w:p>
@@ -68,7 +68,7 @@
           <w:rFonts w:ascii="Calibri" w:hAnsi="Calibri" w:cs="Calibri" w:eastAsia="Calibri"/>
           <w:sz w:val="22"/>
         </w:rPr>
-        <w:t>Nick</w:t>
+        <w:t>Mistra</w:t>
       </w:r>
     </w:p>
     <w:p>
@@ -131,19 +131,19 @@
         </w:trPr>
         <w:tc>
           <w:tcPr>
-            <w:tcW w:w="1150" w:type="dxa"/>
-            <w:shd w:color="auto" w:val="clear" w:fill="D9EAF7"/>
-            <w:vAlign w:val="center"/>
-          </w:tcPr>
-          <w:p>
-            <w:pPr>
-              <w:spacing w:before="0" w:after="0"/>
-              <w:jc w:val="center"/>
-            </w:pPr>
-            <w:r>
-              <w:rPr>
-                <w:rFonts w:ascii="Calibri" w:hAnsi="Calibri" w:cs="Calibri" w:eastAsia="Calibri"/>
-                <w:sz w:val="20"/>
+            <w:tcW w:w="950" w:type="dxa"/>
+            <w:shd w:color="auto" w:val="clear" w:fill="D9EAF7"/>
+            <w:vAlign w:val="center"/>
+          </w:tcPr>
+          <w:p>
+            <w:pPr>
+              <w:spacing w:before="0" w:after="0"/>
+              <w:jc w:val="center"/>
+            </w:pPr>
+            <w:r>
+              <w:rPr>
+                <w:rFonts w:ascii="Calibri" w:hAnsi="Calibri" w:cs="Calibri" w:eastAsia="Calibri"/>
+                <w:sz w:val="18"/>
                 <w:b w:val="on"/>
               </w:rPr>
               <w:t>Delivery ID</w:t>
@@ -152,6 +152,27 @@
         </w:tc>
         <w:tc>
           <w:tcPr>
+            <w:tcW w:w="550" w:type="dxa"/>
+            <w:shd w:color="auto" w:val="clear" w:fill="D9EAF7"/>
+            <w:vAlign w:val="center"/>
+          </w:tcPr>
+          <w:p>
+            <w:pPr>
+              <w:spacing w:before="0" w:after="0"/>
+              <w:jc w:val="center"/>
+            </w:pPr>
+            <w:r>
+              <w:rPr>
+                <w:rFonts w:ascii="Calibri" w:hAnsi="Calibri" w:cs="Calibri" w:eastAsia="Calibri"/>
+                <w:sz w:val="18"/>
+                <w:b w:val="on"/>
+              </w:rPr>
+              <w:t>Week</w:t>
+            </w:r>
+          </w:p>
+        </w:tc>
+        <w:tc>
+          <w:tcPr>
             <w:tcW w:w="650" w:type="dxa"/>
             <w:shd w:color="auto" w:val="clear" w:fill="D9EAF7"/>
             <w:vAlign w:val="center"/>
@@ -164,28 +185,7 @@
             <w:r>
               <w:rPr>
                 <w:rFonts w:ascii="Calibri" w:hAnsi="Calibri" w:cs="Calibri" w:eastAsia="Calibri"/>
-                <w:sz w:val="20"/>
-                <w:b w:val="on"/>
-              </w:rPr>
-              <w:t>Week</w:t>
-            </w:r>
-          </w:p>
-        </w:tc>
-        <w:tc>
-          <w:tcPr>
-            <w:tcW w:w="750" w:type="dxa"/>
-            <w:shd w:color="auto" w:val="clear" w:fill="D9EAF7"/>
-            <w:vAlign w:val="center"/>
-          </w:tcPr>
-          <w:p>
-            <w:pPr>
-              <w:spacing w:before="0" w:after="0"/>
-              <w:jc w:val="center"/>
-            </w:pPr>
-            <w:r>
-              <w:rPr>
-                <w:rFonts w:ascii="Calibri" w:hAnsi="Calibri" w:cs="Calibri" w:eastAsia="Calibri"/>
-                <w:sz w:val="20"/>
+                <w:sz w:val="18"/>
                 <w:b w:val="on"/>
               </w:rPr>
               <w:t>Code</w:t>
@@ -194,19 +194,19 @@
         </w:tc>
         <w:tc>
           <w:tcPr>
-            <w:tcW w:w="1500" w:type="dxa"/>
-            <w:shd w:color="auto" w:val="clear" w:fill="D9EAF7"/>
-            <w:vAlign w:val="center"/>
-          </w:tcPr>
-          <w:p>
-            <w:pPr>
-              <w:spacing w:before="0" w:after="0"/>
-              <w:jc w:val="center"/>
-            </w:pPr>
-            <w:r>
-              <w:rPr>
-                <w:rFonts w:ascii="Calibri" w:hAnsi="Calibri" w:cs="Calibri" w:eastAsia="Calibri"/>
-                <w:sz w:val="20"/>
+            <w:tcW w:w="1450" w:type="dxa"/>
+            <w:shd w:color="auto" w:val="clear" w:fill="D9EAF7"/>
+            <w:vAlign w:val="center"/>
+          </w:tcPr>
+          <w:p>
+            <w:pPr>
+              <w:spacing w:before="0" w:after="0"/>
+              <w:jc w:val="center"/>
+            </w:pPr>
+            <w:r>
+              <w:rPr>
+                <w:rFonts w:ascii="Calibri" w:hAnsi="Calibri" w:cs="Calibri" w:eastAsia="Calibri"/>
+                <w:sz w:val="18"/>
                 <w:b w:val="on"/>
               </w:rPr>
               <w:t>Category</w:t>
@@ -215,19 +215,19 @@
         </w:tc>
         <w:tc>
           <w:tcPr>
-            <w:tcW w:w="1050" w:type="dxa"/>
-            <w:shd w:color="auto" w:val="clear" w:fill="D9EAF7"/>
-            <w:vAlign w:val="center"/>
-          </w:tcPr>
-          <w:p>
-            <w:pPr>
-              <w:spacing w:before="0" w:after="0"/>
-              <w:jc w:val="center"/>
-            </w:pPr>
-            <w:r>
-              <w:rPr>
-                <w:rFonts w:ascii="Calibri" w:hAnsi="Calibri" w:cs="Calibri" w:eastAsia="Calibri"/>
-                <w:sz w:val="20"/>
+            <w:tcW w:w="850" w:type="dxa"/>
+            <w:shd w:color="auto" w:val="clear" w:fill="D9EAF7"/>
+            <w:vAlign w:val="center"/>
+          </w:tcPr>
+          <w:p>
+            <w:pPr>
+              <w:spacing w:before="0" w:after="0"/>
+              <w:jc w:val="center"/>
+            </w:pPr>
+            <w:r>
+              <w:rPr>
+                <w:rFonts w:ascii="Calibri" w:hAnsi="Calibri" w:cs="Calibri" w:eastAsia="Calibri"/>
+                <w:sz w:val="18"/>
                 <w:b w:val="on"/>
               </w:rPr>
               <w:t>Mass (kg)</w:t>
@@ -236,6 +236,27 @@
         </w:tc>
         <w:tc>
           <w:tcPr>
+            <w:tcW w:w="650" w:type="dxa"/>
+            <w:shd w:color="auto" w:val="clear" w:fill="D9EAF7"/>
+            <w:vAlign w:val="center"/>
+          </w:tcPr>
+          <w:p>
+            <w:pPr>
+              <w:spacing w:before="0" w:after="0"/>
+              <w:jc w:val="center"/>
+            </w:pPr>
+            <w:r>
+              <w:rPr>
+                <w:rFonts w:ascii="Calibri" w:hAnsi="Calibri" w:cs="Calibri" w:eastAsia="Calibri"/>
+                <w:sz w:val="18"/>
+                <w:b w:val="on"/>
+              </w:rPr>
+              <w:t>Score</w:t>
+            </w:r>
+          </w:p>
+        </w:tc>
+        <w:tc>
+          <w:tcPr>
             <w:tcW w:w="850" w:type="dxa"/>
             <w:shd w:color="auto" w:val="clear" w:fill="D9EAF7"/>
             <w:vAlign w:val="center"/>
@@ -248,28 +269,7 @@
             <w:r>
               <w:rPr>
                 <w:rFonts w:ascii="Calibri" w:hAnsi="Calibri" w:cs="Calibri" w:eastAsia="Calibri"/>
-                <w:sz w:val="20"/>
-                <w:b w:val="on"/>
-              </w:rPr>
-              <w:t>Score</w:t>
-            </w:r>
-          </w:p>
-        </w:tc>
-        <w:tc>
-          <w:tcPr>
-            <w:tcW w:w="1000" w:type="dxa"/>
-            <w:shd w:color="auto" w:val="clear" w:fill="D9EAF7"/>
-            <w:vAlign w:val="center"/>
-          </w:tcPr>
-          <w:p>
-            <w:pPr>
-              <w:spacing w:before="0" w:after="0"/>
-              <w:jc w:val="center"/>
-            </w:pPr>
-            <w:r>
-              <w:rPr>
-                <w:rFonts w:ascii="Calibri" w:hAnsi="Calibri" w:cs="Calibri" w:eastAsia="Calibri"/>
-                <w:sz w:val="20"/>
+                <w:sz w:val="18"/>
                 <w:b w:val="on"/>
               </w:rPr>
               <w:t>Grade</w:t>
@@ -278,19 +278,40 @@
         </w:tc>
         <w:tc>
           <w:tcPr>
-            <w:tcW w:w="2410" w:type="dxa"/>
-            <w:shd w:color="auto" w:val="clear" w:fill="D9EAF7"/>
-            <w:vAlign w:val="center"/>
-          </w:tcPr>
-          <w:p>
-            <w:pPr>
-              <w:spacing w:before="0" w:after="0"/>
-              <w:jc w:val="center"/>
-            </w:pPr>
-            <w:r>
-              <w:rPr>
-                <w:rFonts w:ascii="Calibri" w:hAnsi="Calibri" w:cs="Calibri" w:eastAsia="Calibri"/>
-                <w:sz w:val="20"/>
+            <w:tcW w:w="1600" w:type="dxa"/>
+            <w:shd w:color="auto" w:val="clear" w:fill="D9EAF7"/>
+            <w:vAlign w:val="center"/>
+          </w:tcPr>
+          <w:p>
+            <w:pPr>
+              <w:spacing w:before="0" w:after="0"/>
+              <w:jc w:val="center"/>
+            </w:pPr>
+            <w:r>
+              <w:rPr>
+                <w:rFonts w:ascii="Calibri" w:hAnsi="Calibri" w:cs="Calibri" w:eastAsia="Calibri"/>
+                <w:sz w:val="18"/>
+                <w:b w:val="on"/>
+              </w:rPr>
+              <w:t>Commission (MUR)</w:t>
+            </w:r>
+          </w:p>
+        </w:tc>
+        <w:tc>
+          <w:tcPr>
+            <w:tcW w:w="1810" w:type="dxa"/>
+            <w:shd w:color="auto" w:val="clear" w:fill="D9EAF7"/>
+            <w:vAlign w:val="center"/>
+          </w:tcPr>
+          <w:p>
+            <w:pPr>
+              <w:spacing w:before="0" w:after="0"/>
+              <w:jc w:val="center"/>
+            </w:pPr>
+            <w:r>
+              <w:rPr>
+                <w:rFonts w:ascii="Calibri" w:hAnsi="Calibri" w:cs="Calibri" w:eastAsia="Calibri"/>
+                <w:sz w:val="18"/>
                 <w:b w:val="on"/>
               </w:rPr>
               <w:t>Net (MUR)</w:t>
@@ -301,7 +322,7 @@
       <w:tr>
         <w:tc>
           <w:tcPr>
-            <w:tcW w:w="1150" w:type="dxa"/>
+            <w:tcW w:w="950" w:type="dxa"/>
             <w:vAlign w:val="center"/>
           </w:tcPr>
           <w:p>
@@ -312,10 +333,30 @@
             <w:r>
               <w:rPr>
                 <w:rFonts w:ascii="Calibri" w:hAnsi="Calibri" w:cs="Calibri" w:eastAsia="Calibri"/>
-                <w:sz w:val="20"/>
-                <w:b w:val="off"/>
-              </w:rPr>
-              <w:t>D-1004</w:t>
+                <w:sz w:val="18"/>
+                <w:b w:val="off"/>
+              </w:rPr>
+              <w:t>D-1001</w:t>
+            </w:r>
+          </w:p>
+        </w:tc>
+        <w:tc>
+          <w:tcPr>
+            <w:tcW w:w="550" w:type="dxa"/>
+            <w:vAlign w:val="center"/>
+          </w:tcPr>
+          <w:p>
+            <w:pPr>
+              <w:spacing w:before="0" w:after="0"/>
+              <w:jc w:val="center"/>
+            </w:pPr>
+            <w:r>
+              <w:rPr>
+                <w:rFonts w:ascii="Calibri" w:hAnsi="Calibri" w:cs="Calibri" w:eastAsia="Calibri"/>
+                <w:sz w:val="18"/>
+                <w:b w:val="off"/>
+              </w:rPr>
+              <w:t>7</w:t>
             </w:r>
           </w:p>
         </w:tc>
@@ -332,36 +373,16 @@
             <w:r>
               <w:rPr>
                 <w:rFonts w:ascii="Calibri" w:hAnsi="Calibri" w:cs="Calibri" w:eastAsia="Calibri"/>
-                <w:sz w:val="20"/>
-                <w:b w:val="off"/>
-              </w:rPr>
-              <w:t>4</w:t>
-            </w:r>
-          </w:p>
-        </w:tc>
-        <w:tc>
-          <w:tcPr>
-            <w:tcW w:w="750" w:type="dxa"/>
-            <w:vAlign w:val="center"/>
-          </w:tcPr>
-          <w:p>
-            <w:pPr>
-              <w:spacing w:before="0" w:after="0"/>
-              <w:jc w:val="center"/>
-            </w:pPr>
-            <w:r>
-              <w:rPr>
-                <w:rFonts w:ascii="Calibri" w:hAnsi="Calibri" w:cs="Calibri" w:eastAsia="Calibri"/>
-                <w:sz w:val="20"/>
-                <w:b w:val="off"/>
-              </w:rPr>
-              <w:t>POT</w:t>
-            </w:r>
-          </w:p>
-        </w:tc>
-        <w:tc>
-          <w:tcPr>
-            <w:tcW w:w="1500" w:type="dxa"/>
+                <w:sz w:val="18"/>
+                <w:b w:val="off"/>
+              </w:rPr>
+              <w:t>BNS</w:t>
+            </w:r>
+          </w:p>
+        </w:tc>
+        <w:tc>
+          <w:tcPr>
+            <w:tcW w:w="1450" w:type="dxa"/>
             <w:vAlign w:val="center"/>
           </w:tcPr>
           <w:p>
@@ -372,16 +393,16 @@
             <w:r>
               <w:rPr>
                 <w:rFonts w:ascii="Calibri" w:hAnsi="Calibri" w:cs="Calibri" w:eastAsia="Calibri"/>
-                <w:sz w:val="20"/>
-                <w:b w:val="off"/>
-              </w:rPr>
-              <w:t>Perishable</w:t>
-            </w:r>
-          </w:p>
-        </w:tc>
-        <w:tc>
-          <w:tcPr>
-            <w:tcW w:w="1050" w:type="dxa"/>
+                <w:sz w:val="18"/>
+                <w:b w:val="off"/>
+              </w:rPr>
+              <w:t>Cereal</w:t>
+            </w:r>
+          </w:p>
+        </w:tc>
+        <w:tc>
+          <w:tcPr>
+            <w:tcW w:w="850" w:type="dxa"/>
             <w:vAlign w:val="center"/>
           </w:tcPr>
           <w:p>
@@ -392,10 +413,30 @@
             <w:r>
               <w:rPr>
                 <w:rFonts w:ascii="Calibri" w:hAnsi="Calibri" w:cs="Calibri" w:eastAsia="Calibri"/>
-                <w:sz w:val="20"/>
-                <w:b w:val="off"/>
-              </w:rPr>
-              <w:t>234.0</w:t>
+                <w:sz w:val="18"/>
+                <w:b w:val="off"/>
+              </w:rPr>
+              <w:t>232.0</w:t>
+            </w:r>
+          </w:p>
+        </w:tc>
+        <w:tc>
+          <w:tcPr>
+            <w:tcW w:w="650" w:type="dxa"/>
+            <w:vAlign w:val="center"/>
+          </w:tcPr>
+          <w:p>
+            <w:pPr>
+              <w:spacing w:before="0" w:after="0"/>
+              <w:jc w:val="center"/>
+            </w:pPr>
+            <w:r>
+              <w:rPr>
+                <w:rFonts w:ascii="Calibri" w:hAnsi="Calibri" w:cs="Calibri" w:eastAsia="Calibri"/>
+                <w:sz w:val="18"/>
+                <w:b w:val="off"/>
+              </w:rPr>
+              <w:t>78</w:t>
             </w:r>
           </w:p>
         </w:tc>
@@ -412,36 +453,16 @@
             <w:r>
               <w:rPr>
                 <w:rFonts w:ascii="Calibri" w:hAnsi="Calibri" w:cs="Calibri" w:eastAsia="Calibri"/>
-                <w:sz w:val="20"/>
-                <w:b w:val="off"/>
-              </w:rPr>
-              <w:t>100</w:t>
-            </w:r>
-          </w:p>
-        </w:tc>
-        <w:tc>
-          <w:tcPr>
-            <w:tcW w:w="1000" w:type="dxa"/>
-            <w:vAlign w:val="center"/>
-          </w:tcPr>
-          <w:p>
-            <w:pPr>
-              <w:spacing w:before="0" w:after="0"/>
-              <w:jc w:val="center"/>
-            </w:pPr>
-            <w:r>
-              <w:rPr>
-                <w:rFonts w:ascii="Calibri" w:hAnsi="Calibri" w:cs="Calibri" w:eastAsia="Calibri"/>
-                <w:sz w:val="20"/>
-                <w:b w:val="off"/>
-              </w:rPr>
-              <w:t>A</w:t>
-            </w:r>
-          </w:p>
-        </w:tc>
-        <w:tc>
-          <w:tcPr>
-            <w:tcW w:w="2410" w:type="dxa"/>
+                <w:sz w:val="18"/>
+                <w:b w:val="off"/>
+              </w:rPr>
+              <w:t>B</w:t>
+            </w:r>
+          </w:p>
+        </w:tc>
+        <w:tc>
+          <w:tcPr>
+            <w:tcW w:w="1600" w:type="dxa"/>
             <w:vAlign w:val="center"/>
           </w:tcPr>
           <w:p>
@@ -452,10 +473,30 @@
             <w:r>
               <w:rPr>
                 <w:rFonts w:ascii="Calibri" w:hAnsi="Calibri" w:cs="Calibri" w:eastAsia="Calibri"/>
-                <w:sz w:val="20"/>
-                <w:b w:val="off"/>
-              </w:rPr>
-              <w:t>9885.62</w:t>
+                <w:sz w:val="18"/>
+                <w:b w:val="off"/>
+              </w:rPr>
+              <w:t>1044.00</w:t>
+            </w:r>
+          </w:p>
+        </w:tc>
+        <w:tc>
+          <w:tcPr>
+            <w:tcW w:w="1810" w:type="dxa"/>
+            <w:vAlign w:val="center"/>
+          </w:tcPr>
+          <w:p>
+            <w:pPr>
+              <w:spacing w:before="0" w:after="0"/>
+              <w:jc w:val="right"/>
+            </w:pPr>
+            <w:r>
+              <w:rPr>
+                <w:rFonts w:ascii="Calibri" w:hAnsi="Calibri" w:cs="Calibri" w:eastAsia="Calibri"/>
+                <w:sz w:val="18"/>
+                <w:b w:val="off"/>
+              </w:rPr>
+              <w:t>19372.00</w:t>
             </w:r>
           </w:p>
         </w:tc>
@@ -463,17 +504,31 @@
     </w:tbl>
     <w:p>
       <w:pPr>
-        <w:spacing w:before="180" w:after="300"/>
+        <w:spacing w:before="180" w:after="60"/>
         <w:jc w:val="right"/>
       </w:pPr>
       <w:r>
         <w:rPr>
           <w:b w:val="on"/>
+          <w:rFonts w:ascii="Calibri" w:hAnsi="Calibri" w:cs="Calibri" w:eastAsia="Calibri"/>
+          <w:sz w:val="22"/>
+        </w:rPr>
+        <w:t>TOTAL COMMISSION (5%): 1044.00 MUR</w:t>
+      </w:r>
+    </w:p>
+    <w:p>
+      <w:pPr>
+        <w:spacing w:before="60" w:after="300"/>
+        <w:jc w:val="right"/>
+      </w:pPr>
+      <w:r>
+        <w:rPr>
+          <w:b w:val="on"/>
           <w:color w:val="1F4E78"/>
           <w:rFonts w:ascii="Calibri" w:hAnsi="Calibri" w:cs="Calibri" w:eastAsia="Calibri"/>
           <w:sz w:val="24"/>
         </w:rPr>
-        <w:t>NET PAYABLE: 9885.62 MUR</w:t>
+        <w:t>NET PAYABLE: 19372.00 MUR</w:t>
       </w:r>
     </w:p>
     <w:p>
@@ -539,7 +594,7 @@
           <w:rFonts w:ascii="Calibri" w:hAnsi="Calibri" w:cs="Calibri" w:eastAsia="Calibri"/>
           <w:sz w:val="22"/>
         </w:rPr>
-        <w:t>M-2899</w:t>
+        <w:t>M-7865</w:t>
       </w:r>
     </w:p>
     <w:p>
@@ -559,7 +614,7 @@
           <w:rFonts w:ascii="Calibri" w:hAnsi="Calibri" w:cs="Calibri" w:eastAsia="Calibri"/>
           <w:sz w:val="22"/>
         </w:rPr>
-        <w:t>Sherif</w:t>
+        <w:t>Gray</w:t>
       </w:r>
     </w:p>
     <w:p>
@@ -622,19 +677,19 @@
         </w:trPr>
         <w:tc>
           <w:tcPr>
-            <w:tcW w:w="1150" w:type="dxa"/>
-            <w:shd w:color="auto" w:val="clear" w:fill="D9EAF7"/>
-            <w:vAlign w:val="center"/>
-          </w:tcPr>
-          <w:p>
-            <w:pPr>
-              <w:spacing w:before="0" w:after="0"/>
-              <w:jc w:val="center"/>
-            </w:pPr>
-            <w:r>
-              <w:rPr>
-                <w:rFonts w:ascii="Calibri" w:hAnsi="Calibri" w:cs="Calibri" w:eastAsia="Calibri"/>
-                <w:sz w:val="20"/>
+            <w:tcW w:w="950" w:type="dxa"/>
+            <w:shd w:color="auto" w:val="clear" w:fill="D9EAF7"/>
+            <w:vAlign w:val="center"/>
+          </w:tcPr>
+          <w:p>
+            <w:pPr>
+              <w:spacing w:before="0" w:after="0"/>
+              <w:jc w:val="center"/>
+            </w:pPr>
+            <w:r>
+              <w:rPr>
+                <w:rFonts w:ascii="Calibri" w:hAnsi="Calibri" w:cs="Calibri" w:eastAsia="Calibri"/>
+                <w:sz w:val="18"/>
                 <w:b w:val="on"/>
               </w:rPr>
               <w:t>Delivery ID</w:t>
@@ -643,6 +698,27 @@
         </w:tc>
         <w:tc>
           <w:tcPr>
+            <w:tcW w:w="550" w:type="dxa"/>
+            <w:shd w:color="auto" w:val="clear" w:fill="D9EAF7"/>
+            <w:vAlign w:val="center"/>
+          </w:tcPr>
+          <w:p>
+            <w:pPr>
+              <w:spacing w:before="0" w:after="0"/>
+              <w:jc w:val="center"/>
+            </w:pPr>
+            <w:r>
+              <w:rPr>
+                <w:rFonts w:ascii="Calibri" w:hAnsi="Calibri" w:cs="Calibri" w:eastAsia="Calibri"/>
+                <w:sz w:val="18"/>
+                <w:b w:val="on"/>
+              </w:rPr>
+              <w:t>Week</w:t>
+            </w:r>
+          </w:p>
+        </w:tc>
+        <w:tc>
+          <w:tcPr>
             <w:tcW w:w="650" w:type="dxa"/>
             <w:shd w:color="auto" w:val="clear" w:fill="D9EAF7"/>
             <w:vAlign w:val="center"/>
@@ -655,28 +731,7 @@
             <w:r>
               <w:rPr>
                 <w:rFonts w:ascii="Calibri" w:hAnsi="Calibri" w:cs="Calibri" w:eastAsia="Calibri"/>
-                <w:sz w:val="20"/>
-                <w:b w:val="on"/>
-              </w:rPr>
-              <w:t>Week</w:t>
-            </w:r>
-          </w:p>
-        </w:tc>
-        <w:tc>
-          <w:tcPr>
-            <w:tcW w:w="750" w:type="dxa"/>
-            <w:shd w:color="auto" w:val="clear" w:fill="D9EAF7"/>
-            <w:vAlign w:val="center"/>
-          </w:tcPr>
-          <w:p>
-            <w:pPr>
-              <w:spacing w:before="0" w:after="0"/>
-              <w:jc w:val="center"/>
-            </w:pPr>
-            <w:r>
-              <w:rPr>
-                <w:rFonts w:ascii="Calibri" w:hAnsi="Calibri" w:cs="Calibri" w:eastAsia="Calibri"/>
-                <w:sz w:val="20"/>
+                <w:sz w:val="18"/>
                 <w:b w:val="on"/>
               </w:rPr>
               <w:t>Code</w:t>
@@ -685,19 +740,19 @@
         </w:tc>
         <w:tc>
           <w:tcPr>
-            <w:tcW w:w="1500" w:type="dxa"/>
-            <w:shd w:color="auto" w:val="clear" w:fill="D9EAF7"/>
-            <w:vAlign w:val="center"/>
-          </w:tcPr>
-          <w:p>
-            <w:pPr>
-              <w:spacing w:before="0" w:after="0"/>
-              <w:jc w:val="center"/>
-            </w:pPr>
-            <w:r>
-              <w:rPr>
-                <w:rFonts w:ascii="Calibri" w:hAnsi="Calibri" w:cs="Calibri" w:eastAsia="Calibri"/>
-                <w:sz w:val="20"/>
+            <w:tcW w:w="1450" w:type="dxa"/>
+            <w:shd w:color="auto" w:val="clear" w:fill="D9EAF7"/>
+            <w:vAlign w:val="center"/>
+          </w:tcPr>
+          <w:p>
+            <w:pPr>
+              <w:spacing w:before="0" w:after="0"/>
+              <w:jc w:val="center"/>
+            </w:pPr>
+            <w:r>
+              <w:rPr>
+                <w:rFonts w:ascii="Calibri" w:hAnsi="Calibri" w:cs="Calibri" w:eastAsia="Calibri"/>
+                <w:sz w:val="18"/>
                 <w:b w:val="on"/>
               </w:rPr>
               <w:t>Category</w:t>
@@ -706,19 +761,19 @@
         </w:tc>
         <w:tc>
           <w:tcPr>
-            <w:tcW w:w="1050" w:type="dxa"/>
-            <w:shd w:color="auto" w:val="clear" w:fill="D9EAF7"/>
-            <w:vAlign w:val="center"/>
-          </w:tcPr>
-          <w:p>
-            <w:pPr>
-              <w:spacing w:before="0" w:after="0"/>
-              <w:jc w:val="center"/>
-            </w:pPr>
-            <w:r>
-              <w:rPr>
-                <w:rFonts w:ascii="Calibri" w:hAnsi="Calibri" w:cs="Calibri" w:eastAsia="Calibri"/>
-                <w:sz w:val="20"/>
+            <w:tcW w:w="850" w:type="dxa"/>
+            <w:shd w:color="auto" w:val="clear" w:fill="D9EAF7"/>
+            <w:vAlign w:val="center"/>
+          </w:tcPr>
+          <w:p>
+            <w:pPr>
+              <w:spacing w:before="0" w:after="0"/>
+              <w:jc w:val="center"/>
+            </w:pPr>
+            <w:r>
+              <w:rPr>
+                <w:rFonts w:ascii="Calibri" w:hAnsi="Calibri" w:cs="Calibri" w:eastAsia="Calibri"/>
+                <w:sz w:val="18"/>
                 <w:b w:val="on"/>
               </w:rPr>
               <w:t>Mass (kg)</w:t>
@@ -727,6 +782,27 @@
         </w:tc>
         <w:tc>
           <w:tcPr>
+            <w:tcW w:w="650" w:type="dxa"/>
+            <w:shd w:color="auto" w:val="clear" w:fill="D9EAF7"/>
+            <w:vAlign w:val="center"/>
+          </w:tcPr>
+          <w:p>
+            <w:pPr>
+              <w:spacing w:before="0" w:after="0"/>
+              <w:jc w:val="center"/>
+            </w:pPr>
+            <w:r>
+              <w:rPr>
+                <w:rFonts w:ascii="Calibri" w:hAnsi="Calibri" w:cs="Calibri" w:eastAsia="Calibri"/>
+                <w:sz w:val="18"/>
+                <w:b w:val="on"/>
+              </w:rPr>
+              <w:t>Score</w:t>
+            </w:r>
+          </w:p>
+        </w:tc>
+        <w:tc>
+          <w:tcPr>
             <w:tcW w:w="850" w:type="dxa"/>
             <w:shd w:color="auto" w:val="clear" w:fill="D9EAF7"/>
             <w:vAlign w:val="center"/>
@@ -739,28 +815,7 @@
             <w:r>
               <w:rPr>
                 <w:rFonts w:ascii="Calibri" w:hAnsi="Calibri" w:cs="Calibri" w:eastAsia="Calibri"/>
-                <w:sz w:val="20"/>
-                <w:b w:val="on"/>
-              </w:rPr>
-              <w:t>Score</w:t>
-            </w:r>
-          </w:p>
-        </w:tc>
-        <w:tc>
-          <w:tcPr>
-            <w:tcW w:w="1000" w:type="dxa"/>
-            <w:shd w:color="auto" w:val="clear" w:fill="D9EAF7"/>
-            <w:vAlign w:val="center"/>
-          </w:tcPr>
-          <w:p>
-            <w:pPr>
-              <w:spacing w:before="0" w:after="0"/>
-              <w:jc w:val="center"/>
-            </w:pPr>
-            <w:r>
-              <w:rPr>
-                <w:rFonts w:ascii="Calibri" w:hAnsi="Calibri" w:cs="Calibri" w:eastAsia="Calibri"/>
-                <w:sz w:val="20"/>
+                <w:sz w:val="18"/>
                 <w:b w:val="on"/>
               </w:rPr>
               <w:t>Grade</w:t>
@@ -769,19 +824,40 @@
         </w:tc>
         <w:tc>
           <w:tcPr>
-            <w:tcW w:w="2410" w:type="dxa"/>
-            <w:shd w:color="auto" w:val="clear" w:fill="D9EAF7"/>
-            <w:vAlign w:val="center"/>
-          </w:tcPr>
-          <w:p>
-            <w:pPr>
-              <w:spacing w:before="0" w:after="0"/>
-              <w:jc w:val="center"/>
-            </w:pPr>
-            <w:r>
-              <w:rPr>
-                <w:rFonts w:ascii="Calibri" w:hAnsi="Calibri" w:cs="Calibri" w:eastAsia="Calibri"/>
-                <w:sz w:val="20"/>
+            <w:tcW w:w="1600" w:type="dxa"/>
+            <w:shd w:color="auto" w:val="clear" w:fill="D9EAF7"/>
+            <w:vAlign w:val="center"/>
+          </w:tcPr>
+          <w:p>
+            <w:pPr>
+              <w:spacing w:before="0" w:after="0"/>
+              <w:jc w:val="center"/>
+            </w:pPr>
+            <w:r>
+              <w:rPr>
+                <w:rFonts w:ascii="Calibri" w:hAnsi="Calibri" w:cs="Calibri" w:eastAsia="Calibri"/>
+                <w:sz w:val="18"/>
+                <w:b w:val="on"/>
+              </w:rPr>
+              <w:t>Commission (MUR)</w:t>
+            </w:r>
+          </w:p>
+        </w:tc>
+        <w:tc>
+          <w:tcPr>
+            <w:tcW w:w="1810" w:type="dxa"/>
+            <w:shd w:color="auto" w:val="clear" w:fill="D9EAF7"/>
+            <w:vAlign w:val="center"/>
+          </w:tcPr>
+          <w:p>
+            <w:pPr>
+              <w:spacing w:before="0" w:after="0"/>
+              <w:jc w:val="center"/>
+            </w:pPr>
+            <w:r>
+              <w:rPr>
+                <w:rFonts w:ascii="Calibri" w:hAnsi="Calibri" w:cs="Calibri" w:eastAsia="Calibri"/>
+                <w:sz w:val="18"/>
                 <w:b w:val="on"/>
               </w:rPr>
               <w:t>Net (MUR)</w:t>
@@ -792,7 +868,7 @@
       <w:tr>
         <w:tc>
           <w:tcPr>
-            <w:tcW w:w="1150" w:type="dxa"/>
+            <w:tcW w:w="950" w:type="dxa"/>
             <w:vAlign w:val="center"/>
           </w:tcPr>
           <w:p>
@@ -803,10 +879,30 @@
             <w:r>
               <w:rPr>
                 <w:rFonts w:ascii="Calibri" w:hAnsi="Calibri" w:cs="Calibri" w:eastAsia="Calibri"/>
-                <w:sz w:val="20"/>
-                <w:b w:val="off"/>
-              </w:rPr>
-              <w:t>D-1001</w:t>
+                <w:sz w:val="18"/>
+                <w:b w:val="off"/>
+              </w:rPr>
+              <w:t>D-1002</w:t>
+            </w:r>
+          </w:p>
+        </w:tc>
+        <w:tc>
+          <w:tcPr>
+            <w:tcW w:w="550" w:type="dxa"/>
+            <w:vAlign w:val="center"/>
+          </w:tcPr>
+          <w:p>
+            <w:pPr>
+              <w:spacing w:before="0" w:after="0"/>
+              <w:jc w:val="center"/>
+            </w:pPr>
+            <w:r>
+              <w:rPr>
+                <w:rFonts w:ascii="Calibri" w:hAnsi="Calibri" w:cs="Calibri" w:eastAsia="Calibri"/>
+                <w:sz w:val="18"/>
+                <w:b w:val="off"/>
+              </w:rPr>
+              <w:t>8</w:t>
             </w:r>
           </w:p>
         </w:tc>
@@ -823,36 +919,16 @@
             <w:r>
               <w:rPr>
                 <w:rFonts w:ascii="Calibri" w:hAnsi="Calibri" w:cs="Calibri" w:eastAsia="Calibri"/>
-                <w:sz w:val="20"/>
-                <w:b w:val="off"/>
-              </w:rPr>
-              <w:t>6</w:t>
-            </w:r>
-          </w:p>
-        </w:tc>
-        <w:tc>
-          <w:tcPr>
-            <w:tcW w:w="750" w:type="dxa"/>
-            <w:vAlign w:val="center"/>
-          </w:tcPr>
-          <w:p>
-            <w:pPr>
-              <w:spacing w:before="0" w:after="0"/>
-              <w:jc w:val="center"/>
-            </w:pPr>
-            <w:r>
-              <w:rPr>
-                <w:rFonts w:ascii="Calibri" w:hAnsi="Calibri" w:cs="Calibri" w:eastAsia="Calibri"/>
-                <w:sz w:val="20"/>
-                <w:b w:val="off"/>
-              </w:rPr>
-              <w:t>MZE</w:t>
-            </w:r>
-          </w:p>
-        </w:tc>
-        <w:tc>
-          <w:tcPr>
-            <w:tcW w:w="1500" w:type="dxa"/>
+                <w:sz w:val="18"/>
+                <w:b w:val="off"/>
+              </w:rPr>
+              <w:t>POT</w:t>
+            </w:r>
+          </w:p>
+        </w:tc>
+        <w:tc>
+          <w:tcPr>
+            <w:tcW w:w="1450" w:type="dxa"/>
             <w:vAlign w:val="center"/>
           </w:tcPr>
           <w:p>
@@ -863,16 +939,16 @@
             <w:r>
               <w:rPr>
                 <w:rFonts w:ascii="Calibri" w:hAnsi="Calibri" w:cs="Calibri" w:eastAsia="Calibri"/>
-                <w:sz w:val="20"/>
-                <w:b w:val="off"/>
-              </w:rPr>
-              <w:t>Cereal</w:t>
-            </w:r>
-          </w:p>
-        </w:tc>
-        <w:tc>
-          <w:tcPr>
-            <w:tcW w:w="1050" w:type="dxa"/>
+                <w:sz w:val="18"/>
+                <w:b w:val="off"/>
+              </w:rPr>
+              <w:t>Perishable</w:t>
+            </w:r>
+          </w:p>
+        </w:tc>
+        <w:tc>
+          <w:tcPr>
+            <w:tcW w:w="850" w:type="dxa"/>
             <w:vAlign w:val="center"/>
           </w:tcPr>
           <w:p>
@@ -883,10 +959,30 @@
             <w:r>
               <w:rPr>
                 <w:rFonts w:ascii="Calibri" w:hAnsi="Calibri" w:cs="Calibri" w:eastAsia="Calibri"/>
-                <w:sz w:val="20"/>
-                <w:b w:val="off"/>
-              </w:rPr>
-              <w:t>256.0</w:t>
+                <w:sz w:val="18"/>
+                <w:b w:val="off"/>
+              </w:rPr>
+              <w:t>236.0</w:t>
+            </w:r>
+          </w:p>
+        </w:tc>
+        <w:tc>
+          <w:tcPr>
+            <w:tcW w:w="650" w:type="dxa"/>
+            <w:vAlign w:val="center"/>
+          </w:tcPr>
+          <w:p>
+            <w:pPr>
+              <w:spacing w:before="0" w:after="0"/>
+              <w:jc w:val="center"/>
+            </w:pPr>
+            <w:r>
+              <w:rPr>
+                <w:rFonts w:ascii="Calibri" w:hAnsi="Calibri" w:cs="Calibri" w:eastAsia="Calibri"/>
+                <w:sz w:val="18"/>
+                <w:b w:val="off"/>
+              </w:rPr>
+              <w:t>89</w:t>
             </w:r>
           </w:p>
         </w:tc>
@@ -903,36 +999,16 @@
             <w:r>
               <w:rPr>
                 <w:rFonts w:ascii="Calibri" w:hAnsi="Calibri" w:cs="Calibri" w:eastAsia="Calibri"/>
-                <w:sz w:val="20"/>
-                <w:b w:val="off"/>
-              </w:rPr>
-              <w:t>67</w:t>
-            </w:r>
-          </w:p>
-        </w:tc>
-        <w:tc>
-          <w:tcPr>
-            <w:tcW w:w="1000" w:type="dxa"/>
-            <w:vAlign w:val="center"/>
-          </w:tcPr>
-          <w:p>
-            <w:pPr>
-              <w:spacing w:before="0" w:after="0"/>
-              <w:jc w:val="center"/>
-            </w:pPr>
-            <w:r>
-              <w:rPr>
-                <w:rFonts w:ascii="Calibri" w:hAnsi="Calibri" w:cs="Calibri" w:eastAsia="Calibri"/>
-                <w:sz w:val="20"/>
-                <w:b w:val="off"/>
-              </w:rPr>
-              <w:t>C</w:t>
-            </w:r>
-          </w:p>
-        </w:tc>
-        <w:tc>
-          <w:tcPr>
-            <w:tcW w:w="2410" w:type="dxa"/>
+                <w:sz w:val="18"/>
+                <w:b w:val="off"/>
+              </w:rPr>
+              <w:t>A</w:t>
+            </w:r>
+          </w:p>
+        </w:tc>
+        <w:tc>
+          <w:tcPr>
+            <w:tcW w:w="1600" w:type="dxa"/>
             <w:vAlign w:val="center"/>
           </w:tcPr>
           <w:p>
@@ -943,10 +1019,30 @@
             <w:r>
               <w:rPr>
                 <w:rFonts w:ascii="Calibri" w:hAnsi="Calibri" w:cs="Calibri" w:eastAsia="Calibri"/>
-                <w:sz w:val="20"/>
-                <w:b w:val="off"/>
-              </w:rPr>
-              <w:t>5689.60</w:t>
+                <w:sz w:val="18"/>
+                <w:b w:val="off"/>
+              </w:rPr>
+              <w:t>549.58</w:t>
+            </w:r>
+          </w:p>
+        </w:tc>
+        <w:tc>
+          <w:tcPr>
+            <w:tcW w:w="1810" w:type="dxa"/>
+            <w:vAlign w:val="center"/>
+          </w:tcPr>
+          <w:p>
+            <w:pPr>
+              <w:spacing w:before="0" w:after="0"/>
+              <w:jc w:val="right"/>
+            </w:pPr>
+            <w:r>
+              <w:rPr>
+                <w:rFonts w:ascii="Calibri" w:hAnsi="Calibri" w:cs="Calibri" w:eastAsia="Calibri"/>
+                <w:sz w:val="18"/>
+                <w:b w:val="off"/>
+              </w:rPr>
+              <w:t>9970.12</w:t>
             </w:r>
           </w:p>
         </w:tc>
@@ -954,17 +1050,31 @@
     </w:tbl>
     <w:p>
       <w:pPr>
-        <w:spacing w:before="180" w:after="300"/>
+        <w:spacing w:before="180" w:after="60"/>
         <w:jc w:val="right"/>
       </w:pPr>
       <w:r>
         <w:rPr>
           <w:b w:val="on"/>
+          <w:rFonts w:ascii="Calibri" w:hAnsi="Calibri" w:cs="Calibri" w:eastAsia="Calibri"/>
+          <w:sz w:val="22"/>
+        </w:rPr>
+        <w:t>TOTAL COMMISSION (5%): 549.58 MUR</w:t>
+      </w:r>
+    </w:p>
+    <w:p>
+      <w:pPr>
+        <w:spacing w:before="60" w:after="300"/>
+        <w:jc w:val="right"/>
+      </w:pPr>
+      <w:r>
+        <w:rPr>
+          <w:b w:val="on"/>
           <w:color w:val="1F4E78"/>
           <w:rFonts w:ascii="Calibri" w:hAnsi="Calibri" w:cs="Calibri" w:eastAsia="Calibri"/>
           <w:sz w:val="24"/>
         </w:rPr>
-        <w:t>NET PAYABLE: 5689.60 MUR</w:t>
+        <w:t>NET PAYABLE: 9970.12 MUR</w:t>
       </w:r>
     </w:p>
     <w:p>
@@ -1030,7 +1140,7 @@
           <w:rFonts w:ascii="Calibri" w:hAnsi="Calibri" w:cs="Calibri" w:eastAsia="Calibri"/>
           <w:sz w:val="22"/>
         </w:rPr>
-        <w:t>M-6778</w:t>
+        <w:t>M-8906</w:t>
       </w:r>
     </w:p>
     <w:p>
@@ -1050,7 +1160,7 @@
           <w:rFonts w:ascii="Calibri" w:hAnsi="Calibri" w:cs="Calibri" w:eastAsia="Calibri"/>
           <w:sz w:val="22"/>
         </w:rPr>
-        <w:t>Gyan</w:t>
+        <w:t>Deen</w:t>
       </w:r>
     </w:p>
     <w:p>
@@ -1113,19 +1223,19 @@
         </w:trPr>
         <w:tc>
           <w:tcPr>
-            <w:tcW w:w="1150" w:type="dxa"/>
-            <w:shd w:color="auto" w:val="clear" w:fill="D9EAF7"/>
-            <w:vAlign w:val="center"/>
-          </w:tcPr>
-          <w:p>
-            <w:pPr>
-              <w:spacing w:before="0" w:after="0"/>
-              <w:jc w:val="center"/>
-            </w:pPr>
-            <w:r>
-              <w:rPr>
-                <w:rFonts w:ascii="Calibri" w:hAnsi="Calibri" w:cs="Calibri" w:eastAsia="Calibri"/>
-                <w:sz w:val="20"/>
+            <w:tcW w:w="950" w:type="dxa"/>
+            <w:shd w:color="auto" w:val="clear" w:fill="D9EAF7"/>
+            <w:vAlign w:val="center"/>
+          </w:tcPr>
+          <w:p>
+            <w:pPr>
+              <w:spacing w:before="0" w:after="0"/>
+              <w:jc w:val="center"/>
+            </w:pPr>
+            <w:r>
+              <w:rPr>
+                <w:rFonts w:ascii="Calibri" w:hAnsi="Calibri" w:cs="Calibri" w:eastAsia="Calibri"/>
+                <w:sz w:val="18"/>
                 <w:b w:val="on"/>
               </w:rPr>
               <w:t>Delivery ID</w:t>
@@ -1134,6 +1244,27 @@
         </w:tc>
         <w:tc>
           <w:tcPr>
+            <w:tcW w:w="550" w:type="dxa"/>
+            <w:shd w:color="auto" w:val="clear" w:fill="D9EAF7"/>
+            <w:vAlign w:val="center"/>
+          </w:tcPr>
+          <w:p>
+            <w:pPr>
+              <w:spacing w:before="0" w:after="0"/>
+              <w:jc w:val="center"/>
+            </w:pPr>
+            <w:r>
+              <w:rPr>
+                <w:rFonts w:ascii="Calibri" w:hAnsi="Calibri" w:cs="Calibri" w:eastAsia="Calibri"/>
+                <w:sz w:val="18"/>
+                <w:b w:val="on"/>
+              </w:rPr>
+              <w:t>Week</w:t>
+            </w:r>
+          </w:p>
+        </w:tc>
+        <w:tc>
+          <w:tcPr>
             <w:tcW w:w="650" w:type="dxa"/>
             <w:shd w:color="auto" w:val="clear" w:fill="D9EAF7"/>
             <w:vAlign w:val="center"/>
@@ -1146,28 +1277,7 @@
             <w:r>
               <w:rPr>
                 <w:rFonts w:ascii="Calibri" w:hAnsi="Calibri" w:cs="Calibri" w:eastAsia="Calibri"/>
-                <w:sz w:val="20"/>
-                <w:b w:val="on"/>
-              </w:rPr>
-              <w:t>Week</w:t>
-            </w:r>
-          </w:p>
-        </w:tc>
-        <w:tc>
-          <w:tcPr>
-            <w:tcW w:w="750" w:type="dxa"/>
-            <w:shd w:color="auto" w:val="clear" w:fill="D9EAF7"/>
-            <w:vAlign w:val="center"/>
-          </w:tcPr>
-          <w:p>
-            <w:pPr>
-              <w:spacing w:before="0" w:after="0"/>
-              <w:jc w:val="center"/>
-            </w:pPr>
-            <w:r>
-              <w:rPr>
-                <w:rFonts w:ascii="Calibri" w:hAnsi="Calibri" w:cs="Calibri" w:eastAsia="Calibri"/>
-                <w:sz w:val="20"/>
+                <w:sz w:val="18"/>
                 <w:b w:val="on"/>
               </w:rPr>
               <w:t>Code</w:t>
@@ -1176,19 +1286,19 @@
         </w:tc>
         <w:tc>
           <w:tcPr>
-            <w:tcW w:w="1500" w:type="dxa"/>
-            <w:shd w:color="auto" w:val="clear" w:fill="D9EAF7"/>
-            <w:vAlign w:val="center"/>
-          </w:tcPr>
-          <w:p>
-            <w:pPr>
-              <w:spacing w:before="0" w:after="0"/>
-              <w:jc w:val="center"/>
-            </w:pPr>
-            <w:r>
-              <w:rPr>
-                <w:rFonts w:ascii="Calibri" w:hAnsi="Calibri" w:cs="Calibri" w:eastAsia="Calibri"/>
-                <w:sz w:val="20"/>
+            <w:tcW w:w="1450" w:type="dxa"/>
+            <w:shd w:color="auto" w:val="clear" w:fill="D9EAF7"/>
+            <w:vAlign w:val="center"/>
+          </w:tcPr>
+          <w:p>
+            <w:pPr>
+              <w:spacing w:before="0" w:after="0"/>
+              <w:jc w:val="center"/>
+            </w:pPr>
+            <w:r>
+              <w:rPr>
+                <w:rFonts w:ascii="Calibri" w:hAnsi="Calibri" w:cs="Calibri" w:eastAsia="Calibri"/>
+                <w:sz w:val="18"/>
                 <w:b w:val="on"/>
               </w:rPr>
               <w:t>Category</w:t>
@@ -1197,19 +1307,19 @@
         </w:tc>
         <w:tc>
           <w:tcPr>
-            <w:tcW w:w="1050" w:type="dxa"/>
-            <w:shd w:color="auto" w:val="clear" w:fill="D9EAF7"/>
-            <w:vAlign w:val="center"/>
-          </w:tcPr>
-          <w:p>
-            <w:pPr>
-              <w:spacing w:before="0" w:after="0"/>
-              <w:jc w:val="center"/>
-            </w:pPr>
-            <w:r>
-              <w:rPr>
-                <w:rFonts w:ascii="Calibri" w:hAnsi="Calibri" w:cs="Calibri" w:eastAsia="Calibri"/>
-                <w:sz w:val="20"/>
+            <w:tcW w:w="850" w:type="dxa"/>
+            <w:shd w:color="auto" w:val="clear" w:fill="D9EAF7"/>
+            <w:vAlign w:val="center"/>
+          </w:tcPr>
+          <w:p>
+            <w:pPr>
+              <w:spacing w:before="0" w:after="0"/>
+              <w:jc w:val="center"/>
+            </w:pPr>
+            <w:r>
+              <w:rPr>
+                <w:rFonts w:ascii="Calibri" w:hAnsi="Calibri" w:cs="Calibri" w:eastAsia="Calibri"/>
+                <w:sz w:val="18"/>
                 <w:b w:val="on"/>
               </w:rPr>
               <w:t>Mass (kg)</w:t>
@@ -1218,6 +1328,27 @@
         </w:tc>
         <w:tc>
           <w:tcPr>
+            <w:tcW w:w="650" w:type="dxa"/>
+            <w:shd w:color="auto" w:val="clear" w:fill="D9EAF7"/>
+            <w:vAlign w:val="center"/>
+          </w:tcPr>
+          <w:p>
+            <w:pPr>
+              <w:spacing w:before="0" w:after="0"/>
+              <w:jc w:val="center"/>
+            </w:pPr>
+            <w:r>
+              <w:rPr>
+                <w:rFonts w:ascii="Calibri" w:hAnsi="Calibri" w:cs="Calibri" w:eastAsia="Calibri"/>
+                <w:sz w:val="18"/>
+                <w:b w:val="on"/>
+              </w:rPr>
+              <w:t>Score</w:t>
+            </w:r>
+          </w:p>
+        </w:tc>
+        <w:tc>
+          <w:tcPr>
             <w:tcW w:w="850" w:type="dxa"/>
             <w:shd w:color="auto" w:val="clear" w:fill="D9EAF7"/>
             <w:vAlign w:val="center"/>
@@ -1230,28 +1361,7 @@
             <w:r>
               <w:rPr>
                 <w:rFonts w:ascii="Calibri" w:hAnsi="Calibri" w:cs="Calibri" w:eastAsia="Calibri"/>
-                <w:sz w:val="20"/>
-                <w:b w:val="on"/>
-              </w:rPr>
-              <w:t>Score</w:t>
-            </w:r>
-          </w:p>
-        </w:tc>
-        <w:tc>
-          <w:tcPr>
-            <w:tcW w:w="1000" w:type="dxa"/>
-            <w:shd w:color="auto" w:val="clear" w:fill="D9EAF7"/>
-            <w:vAlign w:val="center"/>
-          </w:tcPr>
-          <w:p>
-            <w:pPr>
-              <w:spacing w:before="0" w:after="0"/>
-              <w:jc w:val="center"/>
-            </w:pPr>
-            <w:r>
-              <w:rPr>
-                <w:rFonts w:ascii="Calibri" w:hAnsi="Calibri" w:cs="Calibri" w:eastAsia="Calibri"/>
-                <w:sz w:val="20"/>
+                <w:sz w:val="18"/>
                 <w:b w:val="on"/>
               </w:rPr>
               <w:t>Grade</w:t>
@@ -1260,19 +1370,40 @@
         </w:tc>
         <w:tc>
           <w:tcPr>
-            <w:tcW w:w="2410" w:type="dxa"/>
-            <w:shd w:color="auto" w:val="clear" w:fill="D9EAF7"/>
-            <w:vAlign w:val="center"/>
-          </w:tcPr>
-          <w:p>
-            <w:pPr>
-              <w:spacing w:before="0" w:after="0"/>
-              <w:jc w:val="center"/>
-            </w:pPr>
-            <w:r>
-              <w:rPr>
-                <w:rFonts w:ascii="Calibri" w:hAnsi="Calibri" w:cs="Calibri" w:eastAsia="Calibri"/>
-                <w:sz w:val="20"/>
+            <w:tcW w:w="1600" w:type="dxa"/>
+            <w:shd w:color="auto" w:val="clear" w:fill="D9EAF7"/>
+            <w:vAlign w:val="center"/>
+          </w:tcPr>
+          <w:p>
+            <w:pPr>
+              <w:spacing w:before="0" w:after="0"/>
+              <w:jc w:val="center"/>
+            </w:pPr>
+            <w:r>
+              <w:rPr>
+                <w:rFonts w:ascii="Calibri" w:hAnsi="Calibri" w:cs="Calibri" w:eastAsia="Calibri"/>
+                <w:sz w:val="18"/>
+                <w:b w:val="on"/>
+              </w:rPr>
+              <w:t>Commission (MUR)</w:t>
+            </w:r>
+          </w:p>
+        </w:tc>
+        <w:tc>
+          <w:tcPr>
+            <w:tcW w:w="1810" w:type="dxa"/>
+            <w:shd w:color="auto" w:val="clear" w:fill="D9EAF7"/>
+            <w:vAlign w:val="center"/>
+          </w:tcPr>
+          <w:p>
+            <w:pPr>
+              <w:spacing w:before="0" w:after="0"/>
+              <w:jc w:val="center"/>
+            </w:pPr>
+            <w:r>
+              <w:rPr>
+                <w:rFonts w:ascii="Calibri" w:hAnsi="Calibri" w:cs="Calibri" w:eastAsia="Calibri"/>
+                <w:sz w:val="18"/>
                 <w:b w:val="on"/>
               </w:rPr>
               <w:t>Net (MUR)</w:t>
@@ -1283,7 +1414,7 @@
       <w:tr>
         <w:tc>
           <w:tcPr>
-            <w:tcW w:w="1150" w:type="dxa"/>
+            <w:tcW w:w="950" w:type="dxa"/>
             <w:vAlign w:val="center"/>
           </w:tcPr>
           <w:p>
@@ -1294,10 +1425,30 @@
             <w:r>
               <w:rPr>
                 <w:rFonts w:ascii="Calibri" w:hAnsi="Calibri" w:cs="Calibri" w:eastAsia="Calibri"/>
-                <w:sz w:val="20"/>
-                <w:b w:val="off"/>
-              </w:rPr>
-              <w:t>D-1003</w:t>
+                <w:sz w:val="18"/>
+                <w:b w:val="off"/>
+              </w:rPr>
+              <w:t>D-1004</w:t>
+            </w:r>
+          </w:p>
+        </w:tc>
+        <w:tc>
+          <w:tcPr>
+            <w:tcW w:w="550" w:type="dxa"/>
+            <w:vAlign w:val="center"/>
+          </w:tcPr>
+          <w:p>
+            <w:pPr>
+              <w:spacing w:before="0" w:after="0"/>
+              <w:jc w:val="center"/>
+            </w:pPr>
+            <w:r>
+              <w:rPr>
+                <w:rFonts w:ascii="Calibri" w:hAnsi="Calibri" w:cs="Calibri" w:eastAsia="Calibri"/>
+                <w:sz w:val="18"/>
+                <w:b w:val="off"/>
+              </w:rPr>
+              <w:t>2</w:t>
             </w:r>
           </w:p>
         </w:tc>
@@ -1314,36 +1465,16 @@
             <w:r>
               <w:rPr>
                 <w:rFonts w:ascii="Calibri" w:hAnsi="Calibri" w:cs="Calibri" w:eastAsia="Calibri"/>
-                <w:sz w:val="20"/>
-                <w:b w:val="off"/>
-              </w:rPr>
-              <w:t>9</w:t>
-            </w:r>
-          </w:p>
-        </w:tc>
-        <w:tc>
-          <w:tcPr>
-            <w:tcW w:w="750" w:type="dxa"/>
-            <w:vAlign w:val="center"/>
-          </w:tcPr>
-          <w:p>
-            <w:pPr>
-              <w:spacing w:before="0" w:after="0"/>
-              <w:jc w:val="center"/>
-            </w:pPr>
-            <w:r>
-              <w:rPr>
-                <w:rFonts w:ascii="Calibri" w:hAnsi="Calibri" w:cs="Calibri" w:eastAsia="Calibri"/>
-                <w:sz w:val="20"/>
-                <w:b w:val="off"/>
-              </w:rPr>
-              <w:t>TEA</w:t>
-            </w:r>
-          </w:p>
-        </w:tc>
-        <w:tc>
-          <w:tcPr>
-            <w:tcW w:w="1500" w:type="dxa"/>
+                <w:sz w:val="18"/>
+                <w:b w:val="off"/>
+              </w:rPr>
+              <w:t>BNS</w:t>
+            </w:r>
+          </w:p>
+        </w:tc>
+        <w:tc>
+          <w:tcPr>
+            <w:tcW w:w="1450" w:type="dxa"/>
             <w:vAlign w:val="center"/>
           </w:tcPr>
           <w:p>
@@ -1354,16 +1485,16 @@
             <w:r>
               <w:rPr>
                 <w:rFonts w:ascii="Calibri" w:hAnsi="Calibri" w:cs="Calibri" w:eastAsia="Calibri"/>
-                <w:sz w:val="20"/>
-                <w:b w:val="off"/>
-              </w:rPr>
-              <w:t>Cash crop</w:t>
-            </w:r>
-          </w:p>
-        </w:tc>
-        <w:tc>
-          <w:tcPr>
-            <w:tcW w:w="1050" w:type="dxa"/>
+                <w:sz w:val="18"/>
+                <w:b w:val="off"/>
+              </w:rPr>
+              <w:t>Cereal</w:t>
+            </w:r>
+          </w:p>
+        </w:tc>
+        <w:tc>
+          <w:tcPr>
+            <w:tcW w:w="850" w:type="dxa"/>
             <w:vAlign w:val="center"/>
           </w:tcPr>
           <w:p>
@@ -1374,10 +1505,30 @@
             <w:r>
               <w:rPr>
                 <w:rFonts w:ascii="Calibri" w:hAnsi="Calibri" w:cs="Calibri" w:eastAsia="Calibri"/>
-                <w:sz w:val="20"/>
-                <w:b w:val="off"/>
-              </w:rPr>
-              <w:t>45.0</w:t>
+                <w:sz w:val="18"/>
+                <w:b w:val="off"/>
+              </w:rPr>
+              <w:t>233.0</w:t>
+            </w:r>
+          </w:p>
+        </w:tc>
+        <w:tc>
+          <w:tcPr>
+            <w:tcW w:w="650" w:type="dxa"/>
+            <w:vAlign w:val="center"/>
+          </w:tcPr>
+          <w:p>
+            <w:pPr>
+              <w:spacing w:before="0" w:after="0"/>
+              <w:jc w:val="center"/>
+            </w:pPr>
+            <w:r>
+              <w:rPr>
+                <w:rFonts w:ascii="Calibri" w:hAnsi="Calibri" w:cs="Calibri" w:eastAsia="Calibri"/>
+                <w:sz w:val="18"/>
+                <w:b w:val="off"/>
+              </w:rPr>
+              <w:t>89</w:t>
             </w:r>
           </w:p>
         </w:tc>
@@ -1394,36 +1545,16 @@
             <w:r>
               <w:rPr>
                 <w:rFonts w:ascii="Calibri" w:hAnsi="Calibri" w:cs="Calibri" w:eastAsia="Calibri"/>
-                <w:sz w:val="20"/>
-                <w:b w:val="off"/>
-              </w:rPr>
-              <w:t>78</w:t>
-            </w:r>
-          </w:p>
-        </w:tc>
-        <w:tc>
-          <w:tcPr>
-            <w:tcW w:w="1000" w:type="dxa"/>
-            <w:vAlign w:val="center"/>
-          </w:tcPr>
-          <w:p>
-            <w:pPr>
-              <w:spacing w:before="0" w:after="0"/>
-              <w:jc w:val="center"/>
-            </w:pPr>
-            <w:r>
-              <w:rPr>
-                <w:rFonts w:ascii="Calibri" w:hAnsi="Calibri" w:cs="Calibri" w:eastAsia="Calibri"/>
-                <w:sz w:val="20"/>
-                <w:b w:val="off"/>
-              </w:rPr>
-              <w:t>B</w:t>
-            </w:r>
-          </w:p>
-        </w:tc>
-        <w:tc>
-          <w:tcPr>
-            <w:tcW w:w="2410" w:type="dxa"/>
+                <w:sz w:val="18"/>
+                <w:b w:val="off"/>
+              </w:rPr>
+              <w:t>A</w:t>
+            </w:r>
+          </w:p>
+        </w:tc>
+        <w:tc>
+          <w:tcPr>
+            <w:tcW w:w="1600" w:type="dxa"/>
             <w:vAlign w:val="center"/>
           </w:tcPr>
           <w:p>
@@ -1434,10 +1565,30 @@
             <w:r>
               <w:rPr>
                 <w:rFonts w:ascii="Calibri" w:hAnsi="Calibri" w:cs="Calibri" w:eastAsia="Calibri"/>
-                <w:sz w:val="20"/>
-                <w:b w:val="off"/>
-              </w:rPr>
-              <w:t>1085.63</w:t>
+                <w:sz w:val="18"/>
+                <w:b w:val="off"/>
+              </w:rPr>
+              <w:t>1205.77</w:t>
+            </w:r>
+          </w:p>
+        </w:tc>
+        <w:tc>
+          <w:tcPr>
+            <w:tcW w:w="1810" w:type="dxa"/>
+            <w:vAlign w:val="center"/>
+          </w:tcPr>
+          <w:p>
+            <w:pPr>
+              <w:spacing w:before="0" w:after="0"/>
+              <w:jc w:val="right"/>
+            </w:pPr>
+            <w:r>
+              <w:rPr>
+                <w:rFonts w:ascii="Calibri" w:hAnsi="Calibri" w:cs="Calibri" w:eastAsia="Calibri"/>
+                <w:sz w:val="18"/>
+                <w:b w:val="off"/>
+              </w:rPr>
+              <w:t>22443.72</w:t>
             </w:r>
           </w:p>
         </w:tc>
@@ -1445,17 +1596,31 @@
     </w:tbl>
     <w:p>
       <w:pPr>
-        <w:spacing w:before="180" w:after="300"/>
+        <w:spacing w:before="180" w:after="60"/>
         <w:jc w:val="right"/>
       </w:pPr>
       <w:r>
         <w:rPr>
           <w:b w:val="on"/>
+          <w:rFonts w:ascii="Calibri" w:hAnsi="Calibri" w:cs="Calibri" w:eastAsia="Calibri"/>
+          <w:sz w:val="22"/>
+        </w:rPr>
+        <w:t>TOTAL COMMISSION (5%): 1205.77 MUR</w:t>
+      </w:r>
+    </w:p>
+    <w:p>
+      <w:pPr>
+        <w:spacing w:before="60" w:after="300"/>
+        <w:jc w:val="right"/>
+      </w:pPr>
+      <w:r>
+        <w:rPr>
+          <w:b w:val="on"/>
           <w:color w:val="1F4E78"/>
           <w:rFonts w:ascii="Calibri" w:hAnsi="Calibri" w:cs="Calibri" w:eastAsia="Calibri"/>
           <w:sz w:val="24"/>
         </w:rPr>
-        <w:t>NET PAYABLE: 1085.63 MUR</w:t>
+        <w:t>NET PAYABLE: 22443.72 MUR</w:t>
       </w:r>
     </w:p>
     <w:p>
@@ -1521,7 +1686,7 @@
           <w:rFonts w:ascii="Calibri" w:hAnsi="Calibri" w:cs="Calibri" w:eastAsia="Calibri"/>
           <w:sz w:val="22"/>
         </w:rPr>
-        <w:t>M-9004</w:t>
+        <w:t>M-9808</w:t>
       </w:r>
     </w:p>
     <w:p>
@@ -1541,7 +1706,7 @@
           <w:rFonts w:ascii="Calibri" w:hAnsi="Calibri" w:cs="Calibri" w:eastAsia="Calibri"/>
           <w:sz w:val="22"/>
         </w:rPr>
-        <w:t>Brian</w:t>
+        <w:t>Jean</w:t>
       </w:r>
     </w:p>
     <w:p>
@@ -1604,19 +1769,19 @@
         </w:trPr>
         <w:tc>
           <w:tcPr>
-            <w:tcW w:w="1150" w:type="dxa"/>
-            <w:shd w:color="auto" w:val="clear" w:fill="D9EAF7"/>
-            <w:vAlign w:val="center"/>
-          </w:tcPr>
-          <w:p>
-            <w:pPr>
-              <w:spacing w:before="0" w:after="0"/>
-              <w:jc w:val="center"/>
-            </w:pPr>
-            <w:r>
-              <w:rPr>
-                <w:rFonts w:ascii="Calibri" w:hAnsi="Calibri" w:cs="Calibri" w:eastAsia="Calibri"/>
-                <w:sz w:val="20"/>
+            <w:tcW w:w="950" w:type="dxa"/>
+            <w:shd w:color="auto" w:val="clear" w:fill="D9EAF7"/>
+            <w:vAlign w:val="center"/>
+          </w:tcPr>
+          <w:p>
+            <w:pPr>
+              <w:spacing w:before="0" w:after="0"/>
+              <w:jc w:val="center"/>
+            </w:pPr>
+            <w:r>
+              <w:rPr>
+                <w:rFonts w:ascii="Calibri" w:hAnsi="Calibri" w:cs="Calibri" w:eastAsia="Calibri"/>
+                <w:sz w:val="18"/>
                 <w:b w:val="on"/>
               </w:rPr>
               <w:t>Delivery ID</w:t>
@@ -1625,6 +1790,27 @@
         </w:tc>
         <w:tc>
           <w:tcPr>
+            <w:tcW w:w="550" w:type="dxa"/>
+            <w:shd w:color="auto" w:val="clear" w:fill="D9EAF7"/>
+            <w:vAlign w:val="center"/>
+          </w:tcPr>
+          <w:p>
+            <w:pPr>
+              <w:spacing w:before="0" w:after="0"/>
+              <w:jc w:val="center"/>
+            </w:pPr>
+            <w:r>
+              <w:rPr>
+                <w:rFonts w:ascii="Calibri" w:hAnsi="Calibri" w:cs="Calibri" w:eastAsia="Calibri"/>
+                <w:sz w:val="18"/>
+                <w:b w:val="on"/>
+              </w:rPr>
+              <w:t>Week</w:t>
+            </w:r>
+          </w:p>
+        </w:tc>
+        <w:tc>
+          <w:tcPr>
             <w:tcW w:w="650" w:type="dxa"/>
             <w:shd w:color="auto" w:val="clear" w:fill="D9EAF7"/>
             <w:vAlign w:val="center"/>
@@ -1637,28 +1823,7 @@
             <w:r>
               <w:rPr>
                 <w:rFonts w:ascii="Calibri" w:hAnsi="Calibri" w:cs="Calibri" w:eastAsia="Calibri"/>
-                <w:sz w:val="20"/>
-                <w:b w:val="on"/>
-              </w:rPr>
-              <w:t>Week</w:t>
-            </w:r>
-          </w:p>
-        </w:tc>
-        <w:tc>
-          <w:tcPr>
-            <w:tcW w:w="750" w:type="dxa"/>
-            <w:shd w:color="auto" w:val="clear" w:fill="D9EAF7"/>
-            <w:vAlign w:val="center"/>
-          </w:tcPr>
-          <w:p>
-            <w:pPr>
-              <w:spacing w:before="0" w:after="0"/>
-              <w:jc w:val="center"/>
-            </w:pPr>
-            <w:r>
-              <w:rPr>
-                <w:rFonts w:ascii="Calibri" w:hAnsi="Calibri" w:cs="Calibri" w:eastAsia="Calibri"/>
-                <w:sz w:val="20"/>
+                <w:sz w:val="18"/>
                 <w:b w:val="on"/>
               </w:rPr>
               <w:t>Code</w:t>
@@ -1667,19 +1832,19 @@
         </w:tc>
         <w:tc>
           <w:tcPr>
-            <w:tcW w:w="1500" w:type="dxa"/>
-            <w:shd w:color="auto" w:val="clear" w:fill="D9EAF7"/>
-            <w:vAlign w:val="center"/>
-          </w:tcPr>
-          <w:p>
-            <w:pPr>
-              <w:spacing w:before="0" w:after="0"/>
-              <w:jc w:val="center"/>
-            </w:pPr>
-            <w:r>
-              <w:rPr>
-                <w:rFonts w:ascii="Calibri" w:hAnsi="Calibri" w:cs="Calibri" w:eastAsia="Calibri"/>
-                <w:sz w:val="20"/>
+            <w:tcW w:w="1450" w:type="dxa"/>
+            <w:shd w:color="auto" w:val="clear" w:fill="D9EAF7"/>
+            <w:vAlign w:val="center"/>
+          </w:tcPr>
+          <w:p>
+            <w:pPr>
+              <w:spacing w:before="0" w:after="0"/>
+              <w:jc w:val="center"/>
+            </w:pPr>
+            <w:r>
+              <w:rPr>
+                <w:rFonts w:ascii="Calibri" w:hAnsi="Calibri" w:cs="Calibri" w:eastAsia="Calibri"/>
+                <w:sz w:val="18"/>
                 <w:b w:val="on"/>
               </w:rPr>
               <w:t>Category</w:t>
@@ -1688,19 +1853,19 @@
         </w:tc>
         <w:tc>
           <w:tcPr>
-            <w:tcW w:w="1050" w:type="dxa"/>
-            <w:shd w:color="auto" w:val="clear" w:fill="D9EAF7"/>
-            <w:vAlign w:val="center"/>
-          </w:tcPr>
-          <w:p>
-            <w:pPr>
-              <w:spacing w:before="0" w:after="0"/>
-              <w:jc w:val="center"/>
-            </w:pPr>
-            <w:r>
-              <w:rPr>
-                <w:rFonts w:ascii="Calibri" w:hAnsi="Calibri" w:cs="Calibri" w:eastAsia="Calibri"/>
-                <w:sz w:val="20"/>
+            <w:tcW w:w="850" w:type="dxa"/>
+            <w:shd w:color="auto" w:val="clear" w:fill="D9EAF7"/>
+            <w:vAlign w:val="center"/>
+          </w:tcPr>
+          <w:p>
+            <w:pPr>
+              <w:spacing w:before="0" w:after="0"/>
+              <w:jc w:val="center"/>
+            </w:pPr>
+            <w:r>
+              <w:rPr>
+                <w:rFonts w:ascii="Calibri" w:hAnsi="Calibri" w:cs="Calibri" w:eastAsia="Calibri"/>
+                <w:sz w:val="18"/>
                 <w:b w:val="on"/>
               </w:rPr>
               <w:t>Mass (kg)</w:t>
@@ -1709,6 +1874,27 @@
         </w:tc>
         <w:tc>
           <w:tcPr>
+            <w:tcW w:w="650" w:type="dxa"/>
+            <w:shd w:color="auto" w:val="clear" w:fill="D9EAF7"/>
+            <w:vAlign w:val="center"/>
+          </w:tcPr>
+          <w:p>
+            <w:pPr>
+              <w:spacing w:before="0" w:after="0"/>
+              <w:jc w:val="center"/>
+            </w:pPr>
+            <w:r>
+              <w:rPr>
+                <w:rFonts w:ascii="Calibri" w:hAnsi="Calibri" w:cs="Calibri" w:eastAsia="Calibri"/>
+                <w:sz w:val="18"/>
+                <w:b w:val="on"/>
+              </w:rPr>
+              <w:t>Score</w:t>
+            </w:r>
+          </w:p>
+        </w:tc>
+        <w:tc>
+          <w:tcPr>
             <w:tcW w:w="850" w:type="dxa"/>
             <w:shd w:color="auto" w:val="clear" w:fill="D9EAF7"/>
             <w:vAlign w:val="center"/>
@@ -1721,28 +1907,7 @@
             <w:r>
               <w:rPr>
                 <w:rFonts w:ascii="Calibri" w:hAnsi="Calibri" w:cs="Calibri" w:eastAsia="Calibri"/>
-                <w:sz w:val="20"/>
-                <w:b w:val="on"/>
-              </w:rPr>
-              <w:t>Score</w:t>
-            </w:r>
-          </w:p>
-        </w:tc>
-        <w:tc>
-          <w:tcPr>
-            <w:tcW w:w="1000" w:type="dxa"/>
-            <w:shd w:color="auto" w:val="clear" w:fill="D9EAF7"/>
-            <w:vAlign w:val="center"/>
-          </w:tcPr>
-          <w:p>
-            <w:pPr>
-              <w:spacing w:before="0" w:after="0"/>
-              <w:jc w:val="center"/>
-            </w:pPr>
-            <w:r>
-              <w:rPr>
-                <w:rFonts w:ascii="Calibri" w:hAnsi="Calibri" w:cs="Calibri" w:eastAsia="Calibri"/>
-                <w:sz w:val="20"/>
+                <w:sz w:val="18"/>
                 <w:b w:val="on"/>
               </w:rPr>
               <w:t>Grade</w:t>
@@ -1751,19 +1916,40 @@
         </w:tc>
         <w:tc>
           <w:tcPr>
-            <w:tcW w:w="2410" w:type="dxa"/>
-            <w:shd w:color="auto" w:val="clear" w:fill="D9EAF7"/>
-            <w:vAlign w:val="center"/>
-          </w:tcPr>
-          <w:p>
-            <w:pPr>
-              <w:spacing w:before="0" w:after="0"/>
-              <w:jc w:val="center"/>
-            </w:pPr>
-            <w:r>
-              <w:rPr>
-                <w:rFonts w:ascii="Calibri" w:hAnsi="Calibri" w:cs="Calibri" w:eastAsia="Calibri"/>
-                <w:sz w:val="20"/>
+            <w:tcW w:w="1600" w:type="dxa"/>
+            <w:shd w:color="auto" w:val="clear" w:fill="D9EAF7"/>
+            <w:vAlign w:val="center"/>
+          </w:tcPr>
+          <w:p>
+            <w:pPr>
+              <w:spacing w:before="0" w:after="0"/>
+              <w:jc w:val="center"/>
+            </w:pPr>
+            <w:r>
+              <w:rPr>
+                <w:rFonts w:ascii="Calibri" w:hAnsi="Calibri" w:cs="Calibri" w:eastAsia="Calibri"/>
+                <w:sz w:val="18"/>
+                <w:b w:val="on"/>
+              </w:rPr>
+              <w:t>Commission (MUR)</w:t>
+            </w:r>
+          </w:p>
+        </w:tc>
+        <w:tc>
+          <w:tcPr>
+            <w:tcW w:w="1810" w:type="dxa"/>
+            <w:shd w:color="auto" w:val="clear" w:fill="D9EAF7"/>
+            <w:vAlign w:val="center"/>
+          </w:tcPr>
+          <w:p>
+            <w:pPr>
+              <w:spacing w:before="0" w:after="0"/>
+              <w:jc w:val="center"/>
+            </w:pPr>
+            <w:r>
+              <w:rPr>
+                <w:rFonts w:ascii="Calibri" w:hAnsi="Calibri" w:cs="Calibri" w:eastAsia="Calibri"/>
+                <w:sz w:val="18"/>
                 <w:b w:val="on"/>
               </w:rPr>
               <w:t>Net (MUR)</w:t>
@@ -1774,7 +1960,7 @@
       <w:tr>
         <w:tc>
           <w:tcPr>
-            <w:tcW w:w="1150" w:type="dxa"/>
+            <w:tcW w:w="950" w:type="dxa"/>
             <w:vAlign w:val="center"/>
           </w:tcPr>
           <w:p>
@@ -1785,10 +1971,30 @@
             <w:r>
               <w:rPr>
                 <w:rFonts w:ascii="Calibri" w:hAnsi="Calibri" w:cs="Calibri" w:eastAsia="Calibri"/>
-                <w:sz w:val="20"/>
-                <w:b w:val="off"/>
-              </w:rPr>
-              <w:t>D-1002</w:t>
+                <w:sz w:val="18"/>
+                <w:b w:val="off"/>
+              </w:rPr>
+              <w:t>D-1003</w:t>
+            </w:r>
+          </w:p>
+        </w:tc>
+        <w:tc>
+          <w:tcPr>
+            <w:tcW w:w="550" w:type="dxa"/>
+            <w:vAlign w:val="center"/>
+          </w:tcPr>
+          <w:p>
+            <w:pPr>
+              <w:spacing w:before="0" w:after="0"/>
+              <w:jc w:val="center"/>
+            </w:pPr>
+            <w:r>
+              <w:rPr>
+                <w:rFonts w:ascii="Calibri" w:hAnsi="Calibri" w:cs="Calibri" w:eastAsia="Calibri"/>
+                <w:sz w:val="18"/>
+                <w:b w:val="off"/>
+              </w:rPr>
+              <w:t>5</w:t>
             </w:r>
           </w:p>
         </w:tc>
@@ -1805,27 +2011,7 @@
             <w:r>
               <w:rPr>
                 <w:rFonts w:ascii="Calibri" w:hAnsi="Calibri" w:cs="Calibri" w:eastAsia="Calibri"/>
-                <w:sz w:val="20"/>
-                <w:b w:val="off"/>
-              </w:rPr>
-              <w:t>5</w:t>
-            </w:r>
-          </w:p>
-        </w:tc>
-        <w:tc>
-          <w:tcPr>
-            <w:tcW w:w="750" w:type="dxa"/>
-            <w:vAlign w:val="center"/>
-          </w:tcPr>
-          <w:p>
-            <w:pPr>
-              <w:spacing w:before="0" w:after="0"/>
-              <w:jc w:val="center"/>
-            </w:pPr>
-            <w:r>
-              <w:rPr>
-                <w:rFonts w:ascii="Calibri" w:hAnsi="Calibri" w:cs="Calibri" w:eastAsia="Calibri"/>
-                <w:sz w:val="20"/>
+                <w:sz w:val="18"/>
                 <w:b w:val="off"/>
               </w:rPr>
               <w:t>BNS</w:t>
@@ -1834,7 +2020,7 @@
         </w:tc>
         <w:tc>
           <w:tcPr>
-            <w:tcW w:w="1500" w:type="dxa"/>
+            <w:tcW w:w="1450" w:type="dxa"/>
             <w:vAlign w:val="center"/>
           </w:tcPr>
           <w:p>
@@ -1845,7 +2031,7 @@
             <w:r>
               <w:rPr>
                 <w:rFonts w:ascii="Calibri" w:hAnsi="Calibri" w:cs="Calibri" w:eastAsia="Calibri"/>
-                <w:sz w:val="20"/>
+                <w:sz w:val="18"/>
                 <w:b w:val="off"/>
               </w:rPr>
               <w:t>Cereal</w:t>
@@ -1854,7 +2040,7 @@
         </w:tc>
         <w:tc>
           <w:tcPr>
-            <w:tcW w:w="1050" w:type="dxa"/>
+            <w:tcW w:w="850" w:type="dxa"/>
             <w:vAlign w:val="center"/>
           </w:tcPr>
           <w:p>
@@ -1865,10 +2051,30 @@
             <w:r>
               <w:rPr>
                 <w:rFonts w:ascii="Calibri" w:hAnsi="Calibri" w:cs="Calibri" w:eastAsia="Calibri"/>
-                <w:sz w:val="20"/>
-                <w:b w:val="off"/>
-              </w:rPr>
-              <w:t>56.0</w:t>
+                <w:sz w:val="18"/>
+                <w:b w:val="off"/>
+              </w:rPr>
+              <w:t>25.0</w:t>
+            </w:r>
+          </w:p>
+        </w:tc>
+        <w:tc>
+          <w:tcPr>
+            <w:tcW w:w="650" w:type="dxa"/>
+            <w:vAlign w:val="center"/>
+          </w:tcPr>
+          <w:p>
+            <w:pPr>
+              <w:spacing w:before="0" w:after="0"/>
+              <w:jc w:val="center"/>
+            </w:pPr>
+            <w:r>
+              <w:rPr>
+                <w:rFonts w:ascii="Calibri" w:hAnsi="Calibri" w:cs="Calibri" w:eastAsia="Calibri"/>
+                <w:sz w:val="18"/>
+                <w:b w:val="off"/>
+              </w:rPr>
+              <w:t>24</w:t>
             </w:r>
           </w:p>
         </w:tc>
@@ -1885,36 +2091,16 @@
             <w:r>
               <w:rPr>
                 <w:rFonts w:ascii="Calibri" w:hAnsi="Calibri" w:cs="Calibri" w:eastAsia="Calibri"/>
-                <w:sz w:val="20"/>
-                <w:b w:val="off"/>
-              </w:rPr>
-              <w:t>89</w:t>
-            </w:r>
-          </w:p>
-        </w:tc>
-        <w:tc>
-          <w:tcPr>
-            <w:tcW w:w="1000" w:type="dxa"/>
-            <w:vAlign w:val="center"/>
-          </w:tcPr>
-          <w:p>
-            <w:pPr>
-              <w:spacing w:before="0" w:after="0"/>
-              <w:jc w:val="center"/>
-            </w:pPr>
-            <w:r>
-              <w:rPr>
-                <w:rFonts w:ascii="Calibri" w:hAnsi="Calibri" w:cs="Calibri" w:eastAsia="Calibri"/>
-                <w:sz w:val="20"/>
-                <w:b w:val="off"/>
-              </w:rPr>
-              <w:t>A</w:t>
-            </w:r>
-          </w:p>
-        </w:tc>
-        <w:tc>
-          <w:tcPr>
-            <w:tcW w:w="2410" w:type="dxa"/>
+                <w:sz w:val="18"/>
+                <w:b w:val="off"/>
+              </w:rPr>
+              <w:t>REJECT</w:t>
+            </w:r>
+          </w:p>
+        </w:tc>
+        <w:tc>
+          <w:tcPr>
+            <w:tcW w:w="1600" w:type="dxa"/>
             <w:vAlign w:val="center"/>
           </w:tcPr>
           <w:p>
@@ -1925,10 +2111,30 @@
             <w:r>
               <w:rPr>
                 <w:rFonts w:ascii="Calibri" w:hAnsi="Calibri" w:cs="Calibri" w:eastAsia="Calibri"/>
-                <w:sz w:val="20"/>
-                <w:b w:val="off"/>
-              </w:rPr>
-              <w:t>5394.20</w:t>
+                <w:sz w:val="18"/>
+                <w:b w:val="off"/>
+              </w:rPr>
+              <w:t>0.00</w:t>
+            </w:r>
+          </w:p>
+        </w:tc>
+        <w:tc>
+          <w:tcPr>
+            <w:tcW w:w="1810" w:type="dxa"/>
+            <w:vAlign w:val="center"/>
+          </w:tcPr>
+          <w:p>
+            <w:pPr>
+              <w:spacing w:before="0" w:after="0"/>
+              <w:jc w:val="right"/>
+            </w:pPr>
+            <w:r>
+              <w:rPr>
+                <w:rFonts w:ascii="Calibri" w:hAnsi="Calibri" w:cs="Calibri" w:eastAsia="Calibri"/>
+                <w:sz w:val="18"/>
+                <w:b w:val="off"/>
+              </w:rPr>
+              <w:t>0.00</w:t>
             </w:r>
           </w:p>
         </w:tc>
@@ -1936,17 +2142,31 @@
     </w:tbl>
     <w:p>
       <w:pPr>
-        <w:spacing w:before="180" w:after="300"/>
+        <w:spacing w:before="180" w:after="60"/>
         <w:jc w:val="right"/>
       </w:pPr>
       <w:r>
         <w:rPr>
           <w:b w:val="on"/>
+          <w:rFonts w:ascii="Calibri" w:hAnsi="Calibri" w:cs="Calibri" w:eastAsia="Calibri"/>
+          <w:sz w:val="22"/>
+        </w:rPr>
+        <w:t>TOTAL COMMISSION (5%): 0.00 MUR</w:t>
+      </w:r>
+    </w:p>
+    <w:p>
+      <w:pPr>
+        <w:spacing w:before="60" w:after="300"/>
+        <w:jc w:val="right"/>
+      </w:pPr>
+      <w:r>
+        <w:rPr>
+          <w:b w:val="on"/>
           <w:color w:val="1F4E78"/>
           <w:rFonts w:ascii="Calibri" w:hAnsi="Calibri" w:cs="Calibri" w:eastAsia="Calibri"/>
           <w:sz w:val="24"/>
         </w:rPr>
-        <w:t>NET PAYABLE: 5394.20 MUR</w:t>
+        <w:t>NET PAYABLE: 0.00 MUR</w:t>
       </w:r>
     </w:p>
     <w:p>
@@ -2095,7 +2315,7 @@
         </w:trPr>
         <w:tc>
           <w:tcPr>
-            <w:tcW w:w="1700" w:type="dxa"/>
+            <w:tcW w:w="1400" w:type="dxa"/>
             <w:shd w:color="auto" w:val="clear" w:fill="D9EAF7"/>
             <w:vAlign w:val="center"/>
           </w:tcPr>
@@ -2116,7 +2336,7 @@
         </w:tc>
         <w:tc>
           <w:tcPr>
-            <w:tcW w:w="3000" w:type="dxa"/>
+            <w:tcW w:w="2500" w:type="dxa"/>
             <w:shd w:color="auto" w:val="clear" w:fill="D9EAF7"/>
             <w:vAlign w:val="center"/>
           </w:tcPr>
@@ -2137,7 +2357,7 @@
         </w:tc>
         <w:tc>
           <w:tcPr>
-            <w:tcW w:w="1600" w:type="dxa"/>
+            <w:tcW w:w="1200" w:type="dxa"/>
             <w:shd w:color="auto" w:val="clear" w:fill="D9EAF7"/>
             <w:vAlign w:val="center"/>
           </w:tcPr>
@@ -2158,7 +2378,7 @@
         </w:tc>
         <w:tc>
           <w:tcPr>
-            <w:tcW w:w="3060" w:type="dxa"/>
+            <w:tcW w:w="2000" w:type="dxa"/>
             <w:shd w:color="auto" w:val="clear" w:fill="D9EAF7"/>
             <w:vAlign w:val="center"/>
           </w:tcPr>
@@ -2173,7 +2393,28 @@
                 <w:sz w:val="20"/>
                 <w:b w:val="on"/>
               </w:rPr>
-              <w:t>Amount (MUR)</w:t>
+              <w:t>Commission (MUR)</w:t>
+            </w:r>
+          </w:p>
+        </w:tc>
+        <w:tc>
+          <w:tcPr>
+            <w:tcW w:w="2260" w:type="dxa"/>
+            <w:shd w:color="auto" w:val="clear" w:fill="D9EAF7"/>
+            <w:vAlign w:val="center"/>
+          </w:tcPr>
+          <w:p>
+            <w:pPr>
+              <w:spacing w:before="0" w:after="0"/>
+              <w:jc w:val="center"/>
+            </w:pPr>
+            <w:r>
+              <w:rPr>
+                <w:rFonts w:ascii="Calibri" w:hAnsi="Calibri" w:cs="Calibri" w:eastAsia="Calibri"/>
+                <w:sz w:val="20"/>
+                <w:b w:val="on"/>
+              </w:rPr>
+              <w:t>Net payable (MUR)</w:t>
             </w:r>
           </w:p>
         </w:tc>
@@ -2181,7 +2422,7 @@
       <w:tr>
         <w:tc>
           <w:tcPr>
-            <w:tcW w:w="1700" w:type="dxa"/>
+            <w:tcW w:w="1400" w:type="dxa"/>
             <w:vAlign w:val="center"/>
           </w:tcPr>
           <w:p>
@@ -2195,13 +2436,13 @@
                 <w:sz w:val="20"/>
                 <w:b w:val="off"/>
               </w:rPr>
-              <w:t>M-0097</w:t>
-            </w:r>
-          </w:p>
-        </w:tc>
-        <w:tc>
-          <w:tcPr>
-            <w:tcW w:w="3000" w:type="dxa"/>
+              <w:t>M-3456</w:t>
+            </w:r>
+          </w:p>
+        </w:tc>
+        <w:tc>
+          <w:tcPr>
+            <w:tcW w:w="2500" w:type="dxa"/>
             <w:vAlign w:val="center"/>
           </w:tcPr>
           <w:p>
@@ -2215,13 +2456,13 @@
                 <w:sz w:val="20"/>
                 <w:b w:val="off"/>
               </w:rPr>
-              <w:t>Nick</w:t>
-            </w:r>
-          </w:p>
-        </w:tc>
-        <w:tc>
-          <w:tcPr>
-            <w:tcW w:w="1600" w:type="dxa"/>
+              <w:t>Mistra</w:t>
+            </w:r>
+          </w:p>
+        </w:tc>
+        <w:tc>
+          <w:tcPr>
+            <w:tcW w:w="1200" w:type="dxa"/>
             <w:vAlign w:val="center"/>
           </w:tcPr>
           <w:p>
@@ -2241,7 +2482,7 @@
         </w:tc>
         <w:tc>
           <w:tcPr>
-            <w:tcW w:w="3060" w:type="dxa"/>
+            <w:tcW w:w="2000" w:type="dxa"/>
             <w:vAlign w:val="center"/>
           </w:tcPr>
           <w:p>
@@ -2255,7 +2496,27 @@
                 <w:sz w:val="20"/>
                 <w:b w:val="off"/>
               </w:rPr>
-              <w:t>9885.62</w:t>
+              <w:t>1044.00</w:t>
+            </w:r>
+          </w:p>
+        </w:tc>
+        <w:tc>
+          <w:tcPr>
+            <w:tcW w:w="2260" w:type="dxa"/>
+            <w:vAlign w:val="center"/>
+          </w:tcPr>
+          <w:p>
+            <w:pPr>
+              <w:spacing w:before="0" w:after="0"/>
+              <w:jc w:val="right"/>
+            </w:pPr>
+            <w:r>
+              <w:rPr>
+                <w:rFonts w:ascii="Calibri" w:hAnsi="Calibri" w:cs="Calibri" w:eastAsia="Calibri"/>
+                <w:sz w:val="20"/>
+                <w:b w:val="off"/>
+              </w:rPr>
+              <w:t>19372.00</w:t>
             </w:r>
           </w:p>
         </w:tc>
@@ -2263,7 +2524,7 @@
       <w:tr>
         <w:tc>
           <w:tcPr>
-            <w:tcW w:w="1700" w:type="dxa"/>
+            <w:tcW w:w="1400" w:type="dxa"/>
             <w:vAlign w:val="center"/>
           </w:tcPr>
           <w:p>
@@ -2277,13 +2538,13 @@
                 <w:sz w:val="20"/>
                 <w:b w:val="off"/>
               </w:rPr>
-              <w:t>M-2899</w:t>
-            </w:r>
-          </w:p>
-        </w:tc>
-        <w:tc>
-          <w:tcPr>
-            <w:tcW w:w="3000" w:type="dxa"/>
+              <w:t>M-7865</w:t>
+            </w:r>
+          </w:p>
+        </w:tc>
+        <w:tc>
+          <w:tcPr>
+            <w:tcW w:w="2500" w:type="dxa"/>
             <w:vAlign w:val="center"/>
           </w:tcPr>
           <w:p>
@@ -2297,13 +2558,13 @@
                 <w:sz w:val="20"/>
                 <w:b w:val="off"/>
               </w:rPr>
-              <w:t>Sherif</w:t>
-            </w:r>
-          </w:p>
-        </w:tc>
-        <w:tc>
-          <w:tcPr>
-            <w:tcW w:w="1600" w:type="dxa"/>
+              <w:t>Gray</w:t>
+            </w:r>
+          </w:p>
+        </w:tc>
+        <w:tc>
+          <w:tcPr>
+            <w:tcW w:w="1200" w:type="dxa"/>
             <w:vAlign w:val="center"/>
           </w:tcPr>
           <w:p>
@@ -2323,7 +2584,7 @@
         </w:tc>
         <w:tc>
           <w:tcPr>
-            <w:tcW w:w="3060" w:type="dxa"/>
+            <w:tcW w:w="2000" w:type="dxa"/>
             <w:vAlign w:val="center"/>
           </w:tcPr>
           <w:p>
@@ -2337,7 +2598,27 @@
                 <w:sz w:val="20"/>
                 <w:b w:val="off"/>
               </w:rPr>
-              <w:t>5689.60</w:t>
+              <w:t>549.58</w:t>
+            </w:r>
+          </w:p>
+        </w:tc>
+        <w:tc>
+          <w:tcPr>
+            <w:tcW w:w="2260" w:type="dxa"/>
+            <w:vAlign w:val="center"/>
+          </w:tcPr>
+          <w:p>
+            <w:pPr>
+              <w:spacing w:before="0" w:after="0"/>
+              <w:jc w:val="right"/>
+            </w:pPr>
+            <w:r>
+              <w:rPr>
+                <w:rFonts w:ascii="Calibri" w:hAnsi="Calibri" w:cs="Calibri" w:eastAsia="Calibri"/>
+                <w:sz w:val="20"/>
+                <w:b w:val="off"/>
+              </w:rPr>
+              <w:t>9970.12</w:t>
             </w:r>
           </w:p>
         </w:tc>
@@ -2345,7 +2626,7 @@
       <w:tr>
         <w:tc>
           <w:tcPr>
-            <w:tcW w:w="1700" w:type="dxa"/>
+            <w:tcW w:w="1400" w:type="dxa"/>
             <w:vAlign w:val="center"/>
           </w:tcPr>
           <w:p>
@@ -2359,13 +2640,13 @@
                 <w:sz w:val="20"/>
                 <w:b w:val="off"/>
               </w:rPr>
-              <w:t>M-6778</w:t>
-            </w:r>
-          </w:p>
-        </w:tc>
-        <w:tc>
-          <w:tcPr>
-            <w:tcW w:w="3000" w:type="dxa"/>
+              <w:t>M-8906</w:t>
+            </w:r>
+          </w:p>
+        </w:tc>
+        <w:tc>
+          <w:tcPr>
+            <w:tcW w:w="2500" w:type="dxa"/>
             <w:vAlign w:val="center"/>
           </w:tcPr>
           <w:p>
@@ -2379,13 +2660,13 @@
                 <w:sz w:val="20"/>
                 <w:b w:val="off"/>
               </w:rPr>
-              <w:t>Gyan</w:t>
-            </w:r>
-          </w:p>
-        </w:tc>
-        <w:tc>
-          <w:tcPr>
-            <w:tcW w:w="1600" w:type="dxa"/>
+              <w:t>Deen</w:t>
+            </w:r>
+          </w:p>
+        </w:tc>
+        <w:tc>
+          <w:tcPr>
+            <w:tcW w:w="1200" w:type="dxa"/>
             <w:vAlign w:val="center"/>
           </w:tcPr>
           <w:p>
@@ -2405,7 +2686,7 @@
         </w:tc>
         <w:tc>
           <w:tcPr>
-            <w:tcW w:w="3060" w:type="dxa"/>
+            <w:tcW w:w="2000" w:type="dxa"/>
             <w:vAlign w:val="center"/>
           </w:tcPr>
           <w:p>
@@ -2419,7 +2700,27 @@
                 <w:sz w:val="20"/>
                 <w:b w:val="off"/>
               </w:rPr>
-              <w:t>1085.63</w:t>
+              <w:t>1205.77</w:t>
+            </w:r>
+          </w:p>
+        </w:tc>
+        <w:tc>
+          <w:tcPr>
+            <w:tcW w:w="2260" w:type="dxa"/>
+            <w:vAlign w:val="center"/>
+          </w:tcPr>
+          <w:p>
+            <w:pPr>
+              <w:spacing w:before="0" w:after="0"/>
+              <w:jc w:val="right"/>
+            </w:pPr>
+            <w:r>
+              <w:rPr>
+                <w:rFonts w:ascii="Calibri" w:hAnsi="Calibri" w:cs="Calibri" w:eastAsia="Calibri"/>
+                <w:sz w:val="20"/>
+                <w:b w:val="off"/>
+              </w:rPr>
+              <w:t>22443.72</w:t>
             </w:r>
           </w:p>
         </w:tc>
@@ -2427,7 +2728,7 @@
       <w:tr>
         <w:tc>
           <w:tcPr>
-            <w:tcW w:w="1700" w:type="dxa"/>
+            <w:tcW w:w="1400" w:type="dxa"/>
             <w:vAlign w:val="center"/>
           </w:tcPr>
           <w:p>
@@ -2441,13 +2742,13 @@
                 <w:sz w:val="20"/>
                 <w:b w:val="off"/>
               </w:rPr>
-              <w:t>M-9004</w:t>
-            </w:r>
-          </w:p>
-        </w:tc>
-        <w:tc>
-          <w:tcPr>
-            <w:tcW w:w="3000" w:type="dxa"/>
+              <w:t>M-9808</w:t>
+            </w:r>
+          </w:p>
+        </w:tc>
+        <w:tc>
+          <w:tcPr>
+            <w:tcW w:w="2500" w:type="dxa"/>
             <w:vAlign w:val="center"/>
           </w:tcPr>
           <w:p>
@@ -2461,13 +2762,13 @@
                 <w:sz w:val="20"/>
                 <w:b w:val="off"/>
               </w:rPr>
-              <w:t>Brian</w:t>
-            </w:r>
-          </w:p>
-        </w:tc>
-        <w:tc>
-          <w:tcPr>
-            <w:tcW w:w="1600" w:type="dxa"/>
+              <w:t>Jean</w:t>
+            </w:r>
+          </w:p>
+        </w:tc>
+        <w:tc>
+          <w:tcPr>
+            <w:tcW w:w="1200" w:type="dxa"/>
             <w:vAlign w:val="center"/>
           </w:tcPr>
           <w:p>
@@ -2487,7 +2788,7 @@
         </w:tc>
         <w:tc>
           <w:tcPr>
-            <w:tcW w:w="3060" w:type="dxa"/>
+            <w:tcW w:w="2000" w:type="dxa"/>
             <w:vAlign w:val="center"/>
           </w:tcPr>
           <w:p>
@@ -2501,7 +2802,27 @@
                 <w:sz w:val="20"/>
                 <w:b w:val="off"/>
               </w:rPr>
-              <w:t>5394.20</w:t>
+              <w:t>0.00</w:t>
+            </w:r>
+          </w:p>
+        </w:tc>
+        <w:tc>
+          <w:tcPr>
+            <w:tcW w:w="2260" w:type="dxa"/>
+            <w:vAlign w:val="center"/>
+          </w:tcPr>
+          <w:p>
+            <w:pPr>
+              <w:spacing w:before="0" w:after="0"/>
+              <w:jc w:val="right"/>
+            </w:pPr>
+            <w:r>
+              <w:rPr>
+                <w:rFonts w:ascii="Calibri" w:hAnsi="Calibri" w:cs="Calibri" w:eastAsia="Calibri"/>
+                <w:sz w:val="20"/>
+                <w:b w:val="off"/>
+              </w:rPr>
+              <w:t>0.00</w:t>
             </w:r>
           </w:p>
         </w:tc>
@@ -2547,19 +2868,19 @@
         </w:trPr>
         <w:tc>
           <w:tcPr>
-            <w:tcW w:w="900" w:type="dxa"/>
-            <w:shd w:color="auto" w:val="clear" w:fill="D9EAF7"/>
-            <w:vAlign w:val="center"/>
-          </w:tcPr>
-          <w:p>
-            <w:pPr>
-              <w:spacing w:before="0" w:after="0"/>
-              <w:jc w:val="center"/>
-            </w:pPr>
-            <w:r>
-              <w:rPr>
-                <w:rFonts w:ascii="Calibri" w:hAnsi="Calibri" w:cs="Calibri" w:eastAsia="Calibri"/>
-                <w:sz w:val="20"/>
+            <w:tcW w:w="700" w:type="dxa"/>
+            <w:shd w:color="auto" w:val="clear" w:fill="D9EAF7"/>
+            <w:vAlign w:val="center"/>
+          </w:tcPr>
+          <w:p>
+            <w:pPr>
+              <w:spacing w:before="0" w:after="0"/>
+              <w:jc w:val="center"/>
+            </w:pPr>
+            <w:r>
+              <w:rPr>
+                <w:rFonts w:ascii="Calibri" w:hAnsi="Calibri" w:cs="Calibri" w:eastAsia="Calibri"/>
+                <w:sz w:val="18"/>
                 <w:b w:val="on"/>
               </w:rPr>
               <w:t>Code</w:t>
@@ -2568,19 +2889,19 @@
         </w:tc>
         <w:tc>
           <w:tcPr>
-            <w:tcW w:w="1500" w:type="dxa"/>
-            <w:shd w:color="auto" w:val="clear" w:fill="D9EAF7"/>
-            <w:vAlign w:val="center"/>
-          </w:tcPr>
-          <w:p>
-            <w:pPr>
-              <w:spacing w:before="0" w:after="0"/>
-              <w:jc w:val="center"/>
-            </w:pPr>
-            <w:r>
-              <w:rPr>
-                <w:rFonts w:ascii="Calibri" w:hAnsi="Calibri" w:cs="Calibri" w:eastAsia="Calibri"/>
-                <w:sz w:val="20"/>
+            <w:tcW w:w="1250" w:type="dxa"/>
+            <w:shd w:color="auto" w:val="clear" w:fill="D9EAF7"/>
+            <w:vAlign w:val="center"/>
+          </w:tcPr>
+          <w:p>
+            <w:pPr>
+              <w:spacing w:before="0" w:after="0"/>
+              <w:jc w:val="center"/>
+            </w:pPr>
+            <w:r>
+              <w:rPr>
+                <w:rFonts w:ascii="Calibri" w:hAnsi="Calibri" w:cs="Calibri" w:eastAsia="Calibri"/>
+                <w:sz w:val="18"/>
                 <w:b w:val="on"/>
               </w:rPr>
               <w:t>Category</w:t>
@@ -2589,19 +2910,19 @@
         </w:tc>
         <w:tc>
           <w:tcPr>
-            <w:tcW w:w="1000" w:type="dxa"/>
-            <w:shd w:color="auto" w:val="clear" w:fill="D9EAF7"/>
-            <w:vAlign w:val="center"/>
-          </w:tcPr>
-          <w:p>
-            <w:pPr>
-              <w:spacing w:before="0" w:after="0"/>
-              <w:jc w:val="center"/>
-            </w:pPr>
-            <w:r>
-              <w:rPr>
-                <w:rFonts w:ascii="Calibri" w:hAnsi="Calibri" w:cs="Calibri" w:eastAsia="Calibri"/>
-                <w:sz w:val="20"/>
+            <w:tcW w:w="850" w:type="dxa"/>
+            <w:shd w:color="auto" w:val="clear" w:fill="D9EAF7"/>
+            <w:vAlign w:val="center"/>
+          </w:tcPr>
+          <w:p>
+            <w:pPr>
+              <w:spacing w:before="0" w:after="0"/>
+              <w:jc w:val="center"/>
+            </w:pPr>
+            <w:r>
+              <w:rPr>
+                <w:rFonts w:ascii="Calibri" w:hAnsi="Calibri" w:cs="Calibri" w:eastAsia="Calibri"/>
+                <w:sz w:val="18"/>
                 <w:b w:val="on"/>
               </w:rPr>
               <w:t>Deliveries</w:t>
@@ -2610,19 +2931,19 @@
         </w:tc>
         <w:tc>
           <w:tcPr>
-            <w:tcW w:w="1300" w:type="dxa"/>
-            <w:shd w:color="auto" w:val="clear" w:fill="D9EAF7"/>
-            <w:vAlign w:val="center"/>
-          </w:tcPr>
-          <w:p>
-            <w:pPr>
-              <w:spacing w:before="0" w:after="0"/>
-              <w:jc w:val="center"/>
-            </w:pPr>
-            <w:r>
-              <w:rPr>
-                <w:rFonts w:ascii="Calibri" w:hAnsi="Calibri" w:cs="Calibri" w:eastAsia="Calibri"/>
-                <w:sz w:val="20"/>
+            <w:tcW w:w="1100" w:type="dxa"/>
+            <w:shd w:color="auto" w:val="clear" w:fill="D9EAF7"/>
+            <w:vAlign w:val="center"/>
+          </w:tcPr>
+          <w:p>
+            <w:pPr>
+              <w:spacing w:before="0" w:after="0"/>
+              <w:jc w:val="center"/>
+            </w:pPr>
+            <w:r>
+              <w:rPr>
+                <w:rFonts w:ascii="Calibri" w:hAnsi="Calibri" w:cs="Calibri" w:eastAsia="Calibri"/>
+                <w:sz w:val="18"/>
                 <w:b w:val="on"/>
               </w:rPr>
               <w:t>Mass (kg)</w:t>
@@ -2631,19 +2952,19 @@
         </w:tc>
         <w:tc>
           <w:tcPr>
-            <w:tcW w:w="1300" w:type="dxa"/>
-            <w:shd w:color="auto" w:val="clear" w:fill="D9EAF7"/>
-            <w:vAlign w:val="center"/>
-          </w:tcPr>
-          <w:p>
-            <w:pPr>
-              <w:spacing w:before="0" w:after="0"/>
-              <w:jc w:val="center"/>
-            </w:pPr>
-            <w:r>
-              <w:rPr>
-                <w:rFonts w:ascii="Calibri" w:hAnsi="Calibri" w:cs="Calibri" w:eastAsia="Calibri"/>
-                <w:sz w:val="20"/>
+            <w:tcW w:w="1100" w:type="dxa"/>
+            <w:shd w:color="auto" w:val="clear" w:fill="D9EAF7"/>
+            <w:vAlign w:val="center"/>
+          </w:tcPr>
+          <w:p>
+            <w:pPr>
+              <w:spacing w:before="0" w:after="0"/>
+              <w:jc w:val="center"/>
+            </w:pPr>
+            <w:r>
+              <w:rPr>
+                <w:rFonts w:ascii="Calibri" w:hAnsi="Calibri" w:cs="Calibri" w:eastAsia="Calibri"/>
+                <w:sz w:val="18"/>
                 <w:b w:val="on"/>
               </w:rPr>
               <w:t>Unit price</w:t>
@@ -2652,19 +2973,19 @@
         </w:tc>
         <w:tc>
           <w:tcPr>
-            <w:tcW w:w="1400" w:type="dxa"/>
-            <w:shd w:color="auto" w:val="clear" w:fill="D9EAF7"/>
-            <w:vAlign w:val="center"/>
-          </w:tcPr>
-          <w:p>
-            <w:pPr>
-              <w:spacing w:before="0" w:after="0"/>
-              <w:jc w:val="center"/>
-            </w:pPr>
-            <w:r>
-              <w:rPr>
-                <w:rFonts w:ascii="Calibri" w:hAnsi="Calibri" w:cs="Calibri" w:eastAsia="Calibri"/>
-                <w:sz w:val="20"/>
+            <w:tcW w:w="1250" w:type="dxa"/>
+            <w:shd w:color="auto" w:val="clear" w:fill="D9EAF7"/>
+            <w:vAlign w:val="center"/>
+          </w:tcPr>
+          <w:p>
+            <w:pPr>
+              <w:spacing w:before="0" w:after="0"/>
+              <w:jc w:val="center"/>
+            </w:pPr>
+            <w:r>
+              <w:rPr>
+                <w:rFonts w:ascii="Calibri" w:hAnsi="Calibri" w:cs="Calibri" w:eastAsia="Calibri"/>
+                <w:sz w:val="18"/>
                 <w:b w:val="on"/>
               </w:rPr>
               <w:t>Category factor</w:t>
@@ -2673,19 +2994,40 @@
         </w:tc>
         <w:tc>
           <w:tcPr>
-            <w:tcW w:w="1960" w:type="dxa"/>
-            <w:shd w:color="auto" w:val="clear" w:fill="D9EAF7"/>
-            <w:vAlign w:val="center"/>
-          </w:tcPr>
-          <w:p>
-            <w:pPr>
-              <w:spacing w:before="0" w:after="0"/>
-              <w:jc w:val="center"/>
-            </w:pPr>
-            <w:r>
-              <w:rPr>
-                <w:rFonts w:ascii="Calibri" w:hAnsi="Calibri" w:cs="Calibri" w:eastAsia="Calibri"/>
-                <w:sz w:val="20"/>
+            <w:tcW w:w="1450" w:type="dxa"/>
+            <w:shd w:color="auto" w:val="clear" w:fill="D9EAF7"/>
+            <w:vAlign w:val="center"/>
+          </w:tcPr>
+          <w:p>
+            <w:pPr>
+              <w:spacing w:before="0" w:after="0"/>
+              <w:jc w:val="center"/>
+            </w:pPr>
+            <w:r>
+              <w:rPr>
+                <w:rFonts w:ascii="Calibri" w:hAnsi="Calibri" w:cs="Calibri" w:eastAsia="Calibri"/>
+                <w:sz w:val="18"/>
+                <w:b w:val="on"/>
+              </w:rPr>
+              <w:t>Commission (MUR)</w:t>
+            </w:r>
+          </w:p>
+        </w:tc>
+        <w:tc>
+          <w:tcPr>
+            <w:tcW w:w="1660" w:type="dxa"/>
+            <w:shd w:color="auto" w:val="clear" w:fill="D9EAF7"/>
+            <w:vAlign w:val="center"/>
+          </w:tcPr>
+          <w:p>
+            <w:pPr>
+              <w:spacing w:before="0" w:after="0"/>
+              <w:jc w:val="center"/>
+            </w:pPr>
+            <w:r>
+              <w:rPr>
+                <w:rFonts w:ascii="Calibri" w:hAnsi="Calibri" w:cs="Calibri" w:eastAsia="Calibri"/>
+                <w:sz w:val="18"/>
                 <w:b w:val="on"/>
               </w:rPr>
               <w:t>Payout (MUR)</w:t>
@@ -2696,27 +3038,27 @@
       <w:tr>
         <w:tc>
           <w:tcPr>
-            <w:tcW w:w="900" w:type="dxa"/>
-            <w:vAlign w:val="center"/>
-          </w:tcPr>
-          <w:p>
-            <w:pPr>
-              <w:spacing w:before="0" w:after="0"/>
-              <w:jc w:val="center"/>
-            </w:pPr>
-            <w:r>
-              <w:rPr>
-                <w:rFonts w:ascii="Calibri" w:hAnsi="Calibri" w:cs="Calibri" w:eastAsia="Calibri"/>
-                <w:sz w:val="20"/>
-                <w:b w:val="off"/>
-              </w:rPr>
-              <w:t>MZE</w:t>
-            </w:r>
-          </w:p>
-        </w:tc>
-        <w:tc>
-          <w:tcPr>
-            <w:tcW w:w="1500" w:type="dxa"/>
+            <w:tcW w:w="700" w:type="dxa"/>
+            <w:vAlign w:val="center"/>
+          </w:tcPr>
+          <w:p>
+            <w:pPr>
+              <w:spacing w:before="0" w:after="0"/>
+              <w:jc w:val="center"/>
+            </w:pPr>
+            <w:r>
+              <w:rPr>
+                <w:rFonts w:ascii="Calibri" w:hAnsi="Calibri" w:cs="Calibri" w:eastAsia="Calibri"/>
+                <w:sz w:val="18"/>
+                <w:b w:val="off"/>
+              </w:rPr>
+              <w:t>BNS</w:t>
+            </w:r>
+          </w:p>
+        </w:tc>
+        <w:tc>
+          <w:tcPr>
+            <w:tcW w:w="1250" w:type="dxa"/>
             <w:vAlign w:val="center"/>
           </w:tcPr>
           <w:p>
@@ -2727,7 +3069,7 @@
             <w:r>
               <w:rPr>
                 <w:rFonts w:ascii="Calibri" w:hAnsi="Calibri" w:cs="Calibri" w:eastAsia="Calibri"/>
-                <w:sz w:val="20"/>
+                <w:sz w:val="18"/>
                 <w:b w:val="off"/>
               </w:rPr>
               <w:t>Cereal</w:t>
@@ -2736,27 +3078,27 @@
         </w:tc>
         <w:tc>
           <w:tcPr>
-            <w:tcW w:w="1000" w:type="dxa"/>
-            <w:vAlign w:val="center"/>
-          </w:tcPr>
-          <w:p>
-            <w:pPr>
-              <w:spacing w:before="0" w:after="0"/>
-              <w:jc w:val="center"/>
-            </w:pPr>
-            <w:r>
-              <w:rPr>
-                <w:rFonts w:ascii="Calibri" w:hAnsi="Calibri" w:cs="Calibri" w:eastAsia="Calibri"/>
-                <w:sz w:val="20"/>
-                <w:b w:val="off"/>
-              </w:rPr>
-              <w:t>1</w:t>
-            </w:r>
-          </w:p>
-        </w:tc>
-        <w:tc>
-          <w:tcPr>
-            <w:tcW w:w="1300" w:type="dxa"/>
+            <w:tcW w:w="850" w:type="dxa"/>
+            <w:vAlign w:val="center"/>
+          </w:tcPr>
+          <w:p>
+            <w:pPr>
+              <w:spacing w:before="0" w:after="0"/>
+              <w:jc w:val="center"/>
+            </w:pPr>
+            <w:r>
+              <w:rPr>
+                <w:rFonts w:ascii="Calibri" w:hAnsi="Calibri" w:cs="Calibri" w:eastAsia="Calibri"/>
+                <w:sz w:val="18"/>
+                <w:b w:val="off"/>
+              </w:rPr>
+              <w:t>3</w:t>
+            </w:r>
+          </w:p>
+        </w:tc>
+        <w:tc>
+          <w:tcPr>
+            <w:tcW w:w="1100" w:type="dxa"/>
             <w:vAlign w:val="center"/>
           </w:tcPr>
           <w:p>
@@ -2767,16 +3109,16 @@
             <w:r>
               <w:rPr>
                 <w:rFonts w:ascii="Calibri" w:hAnsi="Calibri" w:cs="Calibri" w:eastAsia="Calibri"/>
-                <w:sz w:val="20"/>
-                <w:b w:val="off"/>
-              </w:rPr>
-              <w:t>256.0</w:t>
-            </w:r>
-          </w:p>
-        </w:tc>
-        <w:tc>
-          <w:tcPr>
-            <w:tcW w:w="1300" w:type="dxa"/>
+                <w:sz w:val="18"/>
+                <w:b w:val="off"/>
+              </w:rPr>
+              <w:t>490.0</w:t>
+            </w:r>
+          </w:p>
+        </w:tc>
+        <w:tc>
+          <w:tcPr>
+            <w:tcW w:w="1100" w:type="dxa"/>
             <w:vAlign w:val="center"/>
           </w:tcPr>
           <w:p>
@@ -2787,27 +3129,27 @@
             <w:r>
               <w:rPr>
                 <w:rFonts w:ascii="Calibri" w:hAnsi="Calibri" w:cs="Calibri" w:eastAsia="Calibri"/>
-                <w:sz w:val="20"/>
-                <w:b w:val="off"/>
-              </w:rPr>
-              <w:t>30.00</w:t>
-            </w:r>
-          </w:p>
-        </w:tc>
-        <w:tc>
-          <w:tcPr>
-            <w:tcW w:w="1400" w:type="dxa"/>
-            <w:vAlign w:val="center"/>
-          </w:tcPr>
-          <w:p>
-            <w:pPr>
-              <w:spacing w:before="0" w:after="0"/>
-              <w:jc w:val="center"/>
-            </w:pPr>
-            <w:r>
-              <w:rPr>
-                <w:rFonts w:ascii="Calibri" w:hAnsi="Calibri" w:cs="Calibri" w:eastAsia="Calibri"/>
-                <w:sz w:val="20"/>
+                <w:sz w:val="18"/>
+                <w:b w:val="off"/>
+              </w:rPr>
+              <w:t>90.00</w:t>
+            </w:r>
+          </w:p>
+        </w:tc>
+        <w:tc>
+          <w:tcPr>
+            <w:tcW w:w="1250" w:type="dxa"/>
+            <w:vAlign w:val="center"/>
+          </w:tcPr>
+          <w:p>
+            <w:pPr>
+              <w:spacing w:before="0" w:after="0"/>
+              <w:jc w:val="center"/>
+            </w:pPr>
+            <w:r>
+              <w:rPr>
+                <w:rFonts w:ascii="Calibri" w:hAnsi="Calibri" w:cs="Calibri" w:eastAsia="Calibri"/>
+                <w:sz w:val="18"/>
                 <w:b w:val="off"/>
               </w:rPr>
               <w:t>1.00</w:t>
@@ -2816,7 +3158,7 @@
         </w:tc>
         <w:tc>
           <w:tcPr>
-            <w:tcW w:w="1960" w:type="dxa"/>
+            <w:tcW w:w="1450" w:type="dxa"/>
             <w:vAlign w:val="center"/>
           </w:tcPr>
           <w:p>
@@ -2827,10 +3169,30 @@
             <w:r>
               <w:rPr>
                 <w:rFonts w:ascii="Calibri" w:hAnsi="Calibri" w:cs="Calibri" w:eastAsia="Calibri"/>
-                <w:sz w:val="20"/>
-                <w:b w:val="off"/>
-              </w:rPr>
-              <w:t>5689.60</w:t>
+                <w:sz w:val="18"/>
+                <w:b w:val="off"/>
+              </w:rPr>
+              <w:t>2249.77</w:t>
+            </w:r>
+          </w:p>
+        </w:tc>
+        <w:tc>
+          <w:tcPr>
+            <w:tcW w:w="1660" w:type="dxa"/>
+            <w:vAlign w:val="center"/>
+          </w:tcPr>
+          <w:p>
+            <w:pPr>
+              <w:spacing w:before="0" w:after="0"/>
+              <w:jc w:val="right"/>
+            </w:pPr>
+            <w:r>
+              <w:rPr>
+                <w:rFonts w:ascii="Calibri" w:hAnsi="Calibri" w:cs="Calibri" w:eastAsia="Calibri"/>
+                <w:sz w:val="18"/>
+                <w:b w:val="off"/>
+              </w:rPr>
+              <w:t>41815.72</w:t>
             </w:r>
           </w:p>
         </w:tc>
@@ -2838,27 +3200,27 @@
       <w:tr>
         <w:tc>
           <w:tcPr>
-            <w:tcW w:w="900" w:type="dxa"/>
-            <w:vAlign w:val="center"/>
-          </w:tcPr>
-          <w:p>
-            <w:pPr>
-              <w:spacing w:before="0" w:after="0"/>
-              <w:jc w:val="center"/>
-            </w:pPr>
-            <w:r>
-              <w:rPr>
-                <w:rFonts w:ascii="Calibri" w:hAnsi="Calibri" w:cs="Calibri" w:eastAsia="Calibri"/>
-                <w:sz w:val="20"/>
-                <w:b w:val="off"/>
-              </w:rPr>
-              <w:t>BNS</w:t>
-            </w:r>
-          </w:p>
-        </w:tc>
-        <w:tc>
-          <w:tcPr>
-            <w:tcW w:w="1500" w:type="dxa"/>
+            <w:tcW w:w="700" w:type="dxa"/>
+            <w:vAlign w:val="center"/>
+          </w:tcPr>
+          <w:p>
+            <w:pPr>
+              <w:spacing w:before="0" w:after="0"/>
+              <w:jc w:val="center"/>
+            </w:pPr>
+            <w:r>
+              <w:rPr>
+                <w:rFonts w:ascii="Calibri" w:hAnsi="Calibri" w:cs="Calibri" w:eastAsia="Calibri"/>
+                <w:sz w:val="18"/>
+                <w:b w:val="off"/>
+              </w:rPr>
+              <w:t>POT</w:t>
+            </w:r>
+          </w:p>
+        </w:tc>
+        <w:tc>
+          <w:tcPr>
+            <w:tcW w:w="1250" w:type="dxa"/>
             <w:vAlign w:val="center"/>
           </w:tcPr>
           <w:p>
@@ -2869,27 +3231,27 @@
             <w:r>
               <w:rPr>
                 <w:rFonts w:ascii="Calibri" w:hAnsi="Calibri" w:cs="Calibri" w:eastAsia="Calibri"/>
-                <w:sz w:val="20"/>
-                <w:b w:val="off"/>
-              </w:rPr>
-              <w:t>Cereal</w:t>
-            </w:r>
-          </w:p>
-        </w:tc>
-        <w:tc>
-          <w:tcPr>
-            <w:tcW w:w="1000" w:type="dxa"/>
-            <w:vAlign w:val="center"/>
-          </w:tcPr>
-          <w:p>
-            <w:pPr>
-              <w:spacing w:before="0" w:after="0"/>
-              <w:jc w:val="center"/>
-            </w:pPr>
-            <w:r>
-              <w:rPr>
-                <w:rFonts w:ascii="Calibri" w:hAnsi="Calibri" w:cs="Calibri" w:eastAsia="Calibri"/>
-                <w:sz w:val="20"/>
+                <w:sz w:val="18"/>
+                <w:b w:val="off"/>
+              </w:rPr>
+              <w:t>Perishable</w:t>
+            </w:r>
+          </w:p>
+        </w:tc>
+        <w:tc>
+          <w:tcPr>
+            <w:tcW w:w="850" w:type="dxa"/>
+            <w:vAlign w:val="center"/>
+          </w:tcPr>
+          <w:p>
+            <w:pPr>
+              <w:spacing w:before="0" w:after="0"/>
+              <w:jc w:val="center"/>
+            </w:pPr>
+            <w:r>
+              <w:rPr>
+                <w:rFonts w:ascii="Calibri" w:hAnsi="Calibri" w:cs="Calibri" w:eastAsia="Calibri"/>
+                <w:sz w:val="18"/>
                 <w:b w:val="off"/>
               </w:rPr>
               <w:t>1</w:t>
@@ -2898,7 +3260,7 @@
         </w:tc>
         <w:tc>
           <w:tcPr>
-            <w:tcW w:w="1300" w:type="dxa"/>
+            <w:tcW w:w="1100" w:type="dxa"/>
             <w:vAlign w:val="center"/>
           </w:tcPr>
           <w:p>
@@ -2909,16 +3271,16 @@
             <w:r>
               <w:rPr>
                 <w:rFonts w:ascii="Calibri" w:hAnsi="Calibri" w:cs="Calibri" w:eastAsia="Calibri"/>
-                <w:sz w:val="20"/>
-                <w:b w:val="off"/>
-              </w:rPr>
-              <w:t>56.0</w:t>
-            </w:r>
-          </w:p>
-        </w:tc>
-        <w:tc>
-          <w:tcPr>
-            <w:tcW w:w="1300" w:type="dxa"/>
+                <w:sz w:val="18"/>
+                <w:b w:val="off"/>
+              </w:rPr>
+              <w:t>236.0</w:t>
+            </w:r>
+          </w:p>
+        </w:tc>
+        <w:tc>
+          <w:tcPr>
+            <w:tcW w:w="1100" w:type="dxa"/>
             <w:vAlign w:val="center"/>
           </w:tcPr>
           <w:p>
@@ -2929,36 +3291,36 @@
             <w:r>
               <w:rPr>
                 <w:rFonts w:ascii="Calibri" w:hAnsi="Calibri" w:cs="Calibri" w:eastAsia="Calibri"/>
-                <w:sz w:val="20"/>
-                <w:b w:val="off"/>
-              </w:rPr>
-              <w:t>90.00</w:t>
-            </w:r>
-          </w:p>
-        </w:tc>
-        <w:tc>
-          <w:tcPr>
-            <w:tcW w:w="1400" w:type="dxa"/>
-            <w:vAlign w:val="center"/>
-          </w:tcPr>
-          <w:p>
-            <w:pPr>
-              <w:spacing w:before="0" w:after="0"/>
-              <w:jc w:val="center"/>
-            </w:pPr>
-            <w:r>
-              <w:rPr>
-                <w:rFonts w:ascii="Calibri" w:hAnsi="Calibri" w:cs="Calibri" w:eastAsia="Calibri"/>
-                <w:sz w:val="20"/>
-                <w:b w:val="off"/>
-              </w:rPr>
-              <w:t>1.00</w:t>
-            </w:r>
-          </w:p>
-        </w:tc>
-        <w:tc>
-          <w:tcPr>
-            <w:tcW w:w="1960" w:type="dxa"/>
+                <w:sz w:val="18"/>
+                <w:b w:val="off"/>
+              </w:rPr>
+              <w:t>45.00</w:t>
+            </w:r>
+          </w:p>
+        </w:tc>
+        <w:tc>
+          <w:tcPr>
+            <w:tcW w:w="1250" w:type="dxa"/>
+            <w:vAlign w:val="center"/>
+          </w:tcPr>
+          <w:p>
+            <w:pPr>
+              <w:spacing w:before="0" w:after="0"/>
+              <w:jc w:val="center"/>
+            </w:pPr>
+            <w:r>
+              <w:rPr>
+                <w:rFonts w:ascii="Calibri" w:hAnsi="Calibri" w:cs="Calibri" w:eastAsia="Calibri"/>
+                <w:sz w:val="18"/>
+                <w:b w:val="off"/>
+              </w:rPr>
+              <w:t>0.90</w:t>
+            </w:r>
+          </w:p>
+        </w:tc>
+        <w:tc>
+          <w:tcPr>
+            <w:tcW w:w="1450" w:type="dxa"/>
             <w:vAlign w:val="center"/>
           </w:tcPr>
           <w:p>
@@ -2969,78 +3331,16 @@
             <w:r>
               <w:rPr>
                 <w:rFonts w:ascii="Calibri" w:hAnsi="Calibri" w:cs="Calibri" w:eastAsia="Calibri"/>
-                <w:sz w:val="20"/>
-                <w:b w:val="off"/>
-              </w:rPr>
-              <w:t>5394.20</w:t>
-            </w:r>
-          </w:p>
-        </w:tc>
-      </w:tr>
-      <w:tr>
-        <w:tc>
-          <w:tcPr>
-            <w:tcW w:w="900" w:type="dxa"/>
-            <w:vAlign w:val="center"/>
-          </w:tcPr>
-          <w:p>
-            <w:pPr>
-              <w:spacing w:before="0" w:after="0"/>
-              <w:jc w:val="center"/>
-            </w:pPr>
-            <w:r>
-              <w:rPr>
-                <w:rFonts w:ascii="Calibri" w:hAnsi="Calibri" w:cs="Calibri" w:eastAsia="Calibri"/>
-                <w:sz w:val="20"/>
-                <w:b w:val="off"/>
-              </w:rPr>
-              <w:t>POT</w:t>
-            </w:r>
-          </w:p>
-        </w:tc>
-        <w:tc>
-          <w:tcPr>
-            <w:tcW w:w="1500" w:type="dxa"/>
-            <w:vAlign w:val="center"/>
-          </w:tcPr>
-          <w:p>
-            <w:pPr>
-              <w:spacing w:before="0" w:after="0"/>
-              <w:jc w:val="left"/>
-            </w:pPr>
-            <w:r>
-              <w:rPr>
-                <w:rFonts w:ascii="Calibri" w:hAnsi="Calibri" w:cs="Calibri" w:eastAsia="Calibri"/>
-                <w:sz w:val="20"/>
-                <w:b w:val="off"/>
-              </w:rPr>
-              <w:t>Perishable</w:t>
-            </w:r>
-          </w:p>
-        </w:tc>
-        <w:tc>
-          <w:tcPr>
-            <w:tcW w:w="1000" w:type="dxa"/>
-            <w:vAlign w:val="center"/>
-          </w:tcPr>
-          <w:p>
-            <w:pPr>
-              <w:spacing w:before="0" w:after="0"/>
-              <w:jc w:val="center"/>
-            </w:pPr>
-            <w:r>
-              <w:rPr>
-                <w:rFonts w:ascii="Calibri" w:hAnsi="Calibri" w:cs="Calibri" w:eastAsia="Calibri"/>
-                <w:sz w:val="20"/>
-                <w:b w:val="off"/>
-              </w:rPr>
-              <w:t>1</w:t>
-            </w:r>
-          </w:p>
-        </w:tc>
-        <w:tc>
-          <w:tcPr>
-            <w:tcW w:w="1300" w:type="dxa"/>
+                <w:sz w:val="18"/>
+                <w:b w:val="off"/>
+              </w:rPr>
+              <w:t>549.58</w:t>
+            </w:r>
+          </w:p>
+        </w:tc>
+        <w:tc>
+          <w:tcPr>
+            <w:tcW w:w="1660" w:type="dxa"/>
             <w:vAlign w:val="center"/>
           </w:tcPr>
           <w:p>
@@ -3051,212 +3351,10 @@
             <w:r>
               <w:rPr>
                 <w:rFonts w:ascii="Calibri" w:hAnsi="Calibri" w:cs="Calibri" w:eastAsia="Calibri"/>
-                <w:sz w:val="20"/>
-                <w:b w:val="off"/>
-              </w:rPr>
-              <w:t>234.0</w:t>
-            </w:r>
-          </w:p>
-        </w:tc>
-        <w:tc>
-          <w:tcPr>
-            <w:tcW w:w="1300" w:type="dxa"/>
-            <w:vAlign w:val="center"/>
-          </w:tcPr>
-          <w:p>
-            <w:pPr>
-              <w:spacing w:before="0" w:after="0"/>
-              <w:jc w:val="right"/>
-            </w:pPr>
-            <w:r>
-              <w:rPr>
-                <w:rFonts w:ascii="Calibri" w:hAnsi="Calibri" w:cs="Calibri" w:eastAsia="Calibri"/>
-                <w:sz w:val="20"/>
-                <w:b w:val="off"/>
-              </w:rPr>
-              <w:t>45.00</w:t>
-            </w:r>
-          </w:p>
-        </w:tc>
-        <w:tc>
-          <w:tcPr>
-            <w:tcW w:w="1400" w:type="dxa"/>
-            <w:vAlign w:val="center"/>
-          </w:tcPr>
-          <w:p>
-            <w:pPr>
-              <w:spacing w:before="0" w:after="0"/>
-              <w:jc w:val="center"/>
-            </w:pPr>
-            <w:r>
-              <w:rPr>
-                <w:rFonts w:ascii="Calibri" w:hAnsi="Calibri" w:cs="Calibri" w:eastAsia="Calibri"/>
-                <w:sz w:val="20"/>
-                <w:b w:val="off"/>
-              </w:rPr>
-              <w:t>0.90</w:t>
-            </w:r>
-          </w:p>
-        </w:tc>
-        <w:tc>
-          <w:tcPr>
-            <w:tcW w:w="1960" w:type="dxa"/>
-            <w:vAlign w:val="center"/>
-          </w:tcPr>
-          <w:p>
-            <w:pPr>
-              <w:spacing w:before="0" w:after="0"/>
-              <w:jc w:val="right"/>
-            </w:pPr>
-            <w:r>
-              <w:rPr>
-                <w:rFonts w:ascii="Calibri" w:hAnsi="Calibri" w:cs="Calibri" w:eastAsia="Calibri"/>
-                <w:sz w:val="20"/>
-                <w:b w:val="off"/>
-              </w:rPr>
-              <w:t>9885.62</w:t>
-            </w:r>
-          </w:p>
-        </w:tc>
-      </w:tr>
-      <w:tr>
-        <w:tc>
-          <w:tcPr>
-            <w:tcW w:w="900" w:type="dxa"/>
-            <w:vAlign w:val="center"/>
-          </w:tcPr>
-          <w:p>
-            <w:pPr>
-              <w:spacing w:before="0" w:after="0"/>
-              <w:jc w:val="center"/>
-            </w:pPr>
-            <w:r>
-              <w:rPr>
-                <w:rFonts w:ascii="Calibri" w:hAnsi="Calibri" w:cs="Calibri" w:eastAsia="Calibri"/>
-                <w:sz w:val="20"/>
-                <w:b w:val="off"/>
-              </w:rPr>
-              <w:t>TEA</w:t>
-            </w:r>
-          </w:p>
-        </w:tc>
-        <w:tc>
-          <w:tcPr>
-            <w:tcW w:w="1500" w:type="dxa"/>
-            <w:vAlign w:val="center"/>
-          </w:tcPr>
-          <w:p>
-            <w:pPr>
-              <w:spacing w:before="0" w:after="0"/>
-              <w:jc w:val="left"/>
-            </w:pPr>
-            <w:r>
-              <w:rPr>
-                <w:rFonts w:ascii="Calibri" w:hAnsi="Calibri" w:cs="Calibri" w:eastAsia="Calibri"/>
-                <w:sz w:val="20"/>
-                <w:b w:val="off"/>
-              </w:rPr>
-              <w:t>Cash crop</w:t>
-            </w:r>
-          </w:p>
-        </w:tc>
-        <w:tc>
-          <w:tcPr>
-            <w:tcW w:w="1000" w:type="dxa"/>
-            <w:vAlign w:val="center"/>
-          </w:tcPr>
-          <w:p>
-            <w:pPr>
-              <w:spacing w:before="0" w:after="0"/>
-              <w:jc w:val="center"/>
-            </w:pPr>
-            <w:r>
-              <w:rPr>
-                <w:rFonts w:ascii="Calibri" w:hAnsi="Calibri" w:cs="Calibri" w:eastAsia="Calibri"/>
-                <w:sz w:val="20"/>
-                <w:b w:val="off"/>
-              </w:rPr>
-              <w:t>1</w:t>
-            </w:r>
-          </w:p>
-        </w:tc>
-        <w:tc>
-          <w:tcPr>
-            <w:tcW w:w="1300" w:type="dxa"/>
-            <w:vAlign w:val="center"/>
-          </w:tcPr>
-          <w:p>
-            <w:pPr>
-              <w:spacing w:before="0" w:after="0"/>
-              <w:jc w:val="right"/>
-            </w:pPr>
-            <w:r>
-              <w:rPr>
-                <w:rFonts w:ascii="Calibri" w:hAnsi="Calibri" w:cs="Calibri" w:eastAsia="Calibri"/>
-                <w:sz w:val="20"/>
-                <w:b w:val="off"/>
-              </w:rPr>
-              <w:t>45.0</w:t>
-            </w:r>
-          </w:p>
-        </w:tc>
-        <w:tc>
-          <w:tcPr>
-            <w:tcW w:w="1300" w:type="dxa"/>
-            <w:vAlign w:val="center"/>
-          </w:tcPr>
-          <w:p>
-            <w:pPr>
-              <w:spacing w:before="0" w:after="0"/>
-              <w:jc w:val="right"/>
-            </w:pPr>
-            <w:r>
-              <w:rPr>
-                <w:rFonts w:ascii="Calibri" w:hAnsi="Calibri" w:cs="Calibri" w:eastAsia="Calibri"/>
-                <w:sz w:val="20"/>
-                <w:b w:val="off"/>
-              </w:rPr>
-              <w:t>25.00</w:t>
-            </w:r>
-          </w:p>
-        </w:tc>
-        <w:tc>
-          <w:tcPr>
-            <w:tcW w:w="1400" w:type="dxa"/>
-            <w:vAlign w:val="center"/>
-          </w:tcPr>
-          <w:p>
-            <w:pPr>
-              <w:spacing w:before="0" w:after="0"/>
-              <w:jc w:val="center"/>
-            </w:pPr>
-            <w:r>
-              <w:rPr>
-                <w:rFonts w:ascii="Calibri" w:hAnsi="Calibri" w:cs="Calibri" w:eastAsia="Calibri"/>
-                <w:sz w:val="20"/>
-                <w:b w:val="off"/>
-              </w:rPr>
-              <w:t>1.10</w:t>
-            </w:r>
-          </w:p>
-        </w:tc>
-        <w:tc>
-          <w:tcPr>
-            <w:tcW w:w="1960" w:type="dxa"/>
-            <w:vAlign w:val="center"/>
-          </w:tcPr>
-          <w:p>
-            <w:pPr>
-              <w:spacing w:before="0" w:after="0"/>
-              <w:jc w:val="right"/>
-            </w:pPr>
-            <w:r>
-              <w:rPr>
-                <w:rFonts w:ascii="Calibri" w:hAnsi="Calibri" w:cs="Calibri" w:eastAsia="Calibri"/>
-                <w:sz w:val="20"/>
-                <w:b w:val="off"/>
-              </w:rPr>
-              <w:t>1085.63</w:t>
+                <w:sz w:val="18"/>
+                <w:b w:val="off"/>
+              </w:rPr>
+              <w:t>9970.12</w:t>
             </w:r>
           </w:p>
         </w:tc>
@@ -3264,17 +3362,31 @@
     </w:tbl>
     <w:p>
       <w:pPr>
-        <w:spacing w:before="240"/>
+        <w:spacing w:before="240" w:after="60"/>
         <w:jc w:val="right"/>
       </w:pPr>
       <w:r>
         <w:rPr>
           <w:b w:val="on"/>
+          <w:rFonts w:ascii="Calibri" w:hAnsi="Calibri" w:cs="Calibri" w:eastAsia="Calibri"/>
+          <w:sz w:val="22"/>
+        </w:rPr>
+        <w:t>TOTAL SEASON COMMISSION (5%): 2799.36 MUR</w:t>
+      </w:r>
+    </w:p>
+    <w:p>
+      <w:pPr>
+        <w:spacing w:before="60"/>
+        <w:jc w:val="right"/>
+      </w:pPr>
+      <w:r>
+        <w:rPr>
+          <w:b w:val="on"/>
           <w:color w:val="1F4E78"/>
           <w:rFonts w:ascii="Calibri" w:hAnsi="Calibri" w:cs="Calibri" w:eastAsia="Calibri"/>
           <w:sz w:val="26"/>
         </w:rPr>
-        <w:t>TOTAL SEASON PAYOUT: 22055.05 MUR</w:t>
+        <w:t>TOTAL SEASON PAYOUT: 51785.84 MUR</w:t>
       </w:r>
     </w:p>
     <w:p>
@@ -3288,7 +3400,7 @@
           <w:rFonts w:ascii="Calibri" w:hAnsi="Calibri" w:cs="Calibri" w:eastAsia="Calibri"/>
           <w:sz w:val="20"/>
         </w:rPr>
-        <w:t>This total is the sum of all member payments shown in this report.</w:t>
+        <w:t>Commission is 5% of the graded category value for accepted deliveries. Rejected deliveries have no commission.</w:t>
       </w:r>
     </w:p>
     <w:sectPr>
